--- a/lab_12/lab12.docx
+++ b/lab_12/lab12.docx
@@ -4089,7 +4089,7 @@
           <w:r>
             <w:fldChar w:fldCharType="separate"/>
           </w:r>
-          <w:hyperlink w:anchor="_Toc214128116" w:history="1">
+          <w:hyperlink w:anchor="_Toc215605785" w:history="1">
             <w:r>
               <w:rPr>
                 <w:rStyle w:val="Hipercze"/>
@@ -4117,7 +4117,7 @@
                 <w:noProof/>
                 <w:webHidden/>
               </w:rPr>
-              <w:instrText xml:space="preserve"> PAGEREF _Toc214128116 \h </w:instrText>
+              <w:instrText xml:space="preserve"> PAGEREF _Toc215605785 \h </w:instrText>
             </w:r>
             <w:r>
               <w:rPr>
@@ -4137,7 +4137,7 @@
                 <w:noProof/>
                 <w:webHidden/>
               </w:rPr>
-              <w:t>2</w:t>
+              <w:t>3</w:t>
             </w:r>
             <w:r>
               <w:rPr>
@@ -4162,7 +4162,7 @@
               <w14:ligatures w14:val="standardContextual"/>
             </w:rPr>
           </w:pPr>
-          <w:hyperlink w:anchor="_Toc214128117" w:history="1">
+          <w:hyperlink w:anchor="_Toc215605786" w:history="1">
             <w:r>
               <w:rPr>
                 <w:rStyle w:val="Hipercze"/>
@@ -4190,7 +4190,7 @@
                 <w:noProof/>
                 <w:webHidden/>
               </w:rPr>
-              <w:instrText xml:space="preserve"> PAGEREF _Toc214128117 \h </w:instrText>
+              <w:instrText xml:space="preserve"> PAGEREF _Toc215605786 \h </w:instrText>
             </w:r>
             <w:r>
               <w:rPr>
@@ -4210,7 +4210,7 @@
                 <w:noProof/>
                 <w:webHidden/>
               </w:rPr>
-              <w:t>2</w:t>
+              <w:t>3</w:t>
             </w:r>
             <w:r>
               <w:rPr>
@@ -4235,7 +4235,7 @@
               <w14:ligatures w14:val="standardContextual"/>
             </w:rPr>
           </w:pPr>
-          <w:hyperlink w:anchor="_Toc214128118" w:history="1">
+          <w:hyperlink w:anchor="_Toc215605787" w:history="1">
             <w:r>
               <w:rPr>
                 <w:rStyle w:val="Hipercze"/>
@@ -4271,7 +4271,7 @@
                 <w:noProof/>
                 <w:webHidden/>
               </w:rPr>
-              <w:instrText xml:space="preserve"> PAGEREF _Toc214128118 \h </w:instrText>
+              <w:instrText xml:space="preserve"> PAGEREF _Toc215605787 \h </w:instrText>
             </w:r>
             <w:r>
               <w:rPr>
@@ -4291,7 +4291,7 @@
                 <w:noProof/>
                 <w:webHidden/>
               </w:rPr>
-              <w:t>2</w:t>
+              <w:t>3</w:t>
             </w:r>
             <w:r>
               <w:rPr>
@@ -4316,7 +4316,7 @@
               <w14:ligatures w14:val="standardContextual"/>
             </w:rPr>
           </w:pPr>
-          <w:hyperlink w:anchor="_Toc214128119" w:history="1">
+          <w:hyperlink w:anchor="_Toc215605788" w:history="1">
             <w:r>
               <w:rPr>
                 <w:rStyle w:val="Hipercze"/>
@@ -4360,7 +4360,7 @@
                 <w:noProof/>
                 <w:webHidden/>
               </w:rPr>
-              <w:instrText xml:space="preserve"> PAGEREF _Toc214128119 \h </w:instrText>
+              <w:instrText xml:space="preserve"> PAGEREF _Toc215605788 \h </w:instrText>
             </w:r>
             <w:r>
               <w:rPr>
@@ -4380,7 +4380,7 @@
                 <w:noProof/>
                 <w:webHidden/>
               </w:rPr>
-              <w:t>3</w:t>
+              <w:t>4</w:t>
             </w:r>
             <w:r>
               <w:rPr>
@@ -4405,7 +4405,7 @@
               <w14:ligatures w14:val="standardContextual"/>
             </w:rPr>
           </w:pPr>
-          <w:hyperlink w:anchor="_Toc214128120" w:history="1">
+          <w:hyperlink w:anchor="_Toc215605789" w:history="1">
             <w:r>
               <w:rPr>
                 <w:rStyle w:val="Hipercze"/>
@@ -4441,7 +4441,7 @@
                 <w:noProof/>
                 <w:webHidden/>
               </w:rPr>
-              <w:instrText xml:space="preserve"> PAGEREF _Toc214128120 \h </w:instrText>
+              <w:instrText xml:space="preserve"> PAGEREF _Toc215605789 \h </w:instrText>
             </w:r>
             <w:r>
               <w:rPr>
@@ -4461,7 +4461,7 @@
                 <w:noProof/>
                 <w:webHidden/>
               </w:rPr>
-              <w:t>3</w:t>
+              <w:t>4</w:t>
             </w:r>
             <w:r>
               <w:rPr>
@@ -4486,7 +4486,7 @@
               <w14:ligatures w14:val="standardContextual"/>
             </w:rPr>
           </w:pPr>
-          <w:hyperlink w:anchor="_Toc214128121" w:history="1">
+          <w:hyperlink w:anchor="_Toc215605790" w:history="1">
             <w:r>
               <w:rPr>
                 <w:rStyle w:val="Hipercze"/>
@@ -4514,7 +4514,7 @@
                 <w:noProof/>
                 <w:webHidden/>
               </w:rPr>
-              <w:instrText xml:space="preserve"> PAGEREF _Toc214128121 \h </w:instrText>
+              <w:instrText xml:space="preserve"> PAGEREF _Toc215605790 \h </w:instrText>
             </w:r>
             <w:r>
               <w:rPr>
@@ -4534,7 +4534,7 @@
                 <w:noProof/>
                 <w:webHidden/>
               </w:rPr>
-              <w:t>3</w:t>
+              <w:t>4</w:t>
             </w:r>
             <w:r>
               <w:rPr>
@@ -4559,7 +4559,7 @@
               <w14:ligatures w14:val="standardContextual"/>
             </w:rPr>
           </w:pPr>
-          <w:hyperlink w:anchor="_Toc214128122" w:history="1">
+          <w:hyperlink w:anchor="_Toc215605791" w:history="1">
             <w:r>
               <w:rPr>
                 <w:rStyle w:val="Hipercze"/>
@@ -4587,7 +4587,7 @@
                 <w:noProof/>
                 <w:webHidden/>
               </w:rPr>
-              <w:instrText xml:space="preserve"> PAGEREF _Toc214128122 \h </w:instrText>
+              <w:instrText xml:space="preserve"> PAGEREF _Toc215605791 \h </w:instrText>
             </w:r>
             <w:r>
               <w:rPr>
@@ -4607,7 +4607,7 @@
                 <w:noProof/>
                 <w:webHidden/>
               </w:rPr>
-              <w:t>4</w:t>
+              <w:t>5</w:t>
             </w:r>
             <w:r>
               <w:rPr>
@@ -4632,7 +4632,7 @@
               <w14:ligatures w14:val="standardContextual"/>
             </w:rPr>
           </w:pPr>
-          <w:hyperlink w:anchor="_Toc214128123" w:history="1">
+          <w:hyperlink w:anchor="_Toc215605792" w:history="1">
             <w:r>
               <w:rPr>
                 <w:rStyle w:val="Hipercze"/>
@@ -4660,7 +4660,7 @@
                 <w:noProof/>
                 <w:webHidden/>
               </w:rPr>
-              <w:instrText xml:space="preserve"> PAGEREF _Toc214128123 \h </w:instrText>
+              <w:instrText xml:space="preserve"> PAGEREF _Toc215605792 \h </w:instrText>
             </w:r>
             <w:r>
               <w:rPr>
@@ -4680,7 +4680,7 @@
                 <w:noProof/>
                 <w:webHidden/>
               </w:rPr>
-              <w:t>4</w:t>
+              <w:t>5</w:t>
             </w:r>
             <w:r>
               <w:rPr>
@@ -4705,7 +4705,7 @@
               <w14:ligatures w14:val="standardContextual"/>
             </w:rPr>
           </w:pPr>
-          <w:hyperlink w:anchor="_Toc214128124" w:history="1">
+          <w:hyperlink w:anchor="_Toc215605793" w:history="1">
             <w:r>
               <w:rPr>
                 <w:rStyle w:val="Hipercze"/>
@@ -4733,7 +4733,7 @@
                 <w:noProof/>
                 <w:webHidden/>
               </w:rPr>
-              <w:instrText xml:space="preserve"> PAGEREF _Toc214128124 \h </w:instrText>
+              <w:instrText xml:space="preserve"> PAGEREF _Toc215605793 \h </w:instrText>
             </w:r>
             <w:r>
               <w:rPr>
@@ -4753,7 +4753,7 @@
                 <w:noProof/>
                 <w:webHidden/>
               </w:rPr>
-              <w:t>4</w:t>
+              <w:t>5</w:t>
             </w:r>
             <w:r>
               <w:rPr>
@@ -4778,7 +4778,7 @@
               <w14:ligatures w14:val="standardContextual"/>
             </w:rPr>
           </w:pPr>
-          <w:hyperlink w:anchor="_Toc214128125" w:history="1">
+          <w:hyperlink w:anchor="_Toc215605794" w:history="1">
             <w:r>
               <w:rPr>
                 <w:rStyle w:val="Hipercze"/>
@@ -4814,7 +4814,7 @@
                 <w:noProof/>
                 <w:webHidden/>
               </w:rPr>
-              <w:instrText xml:space="preserve"> PAGEREF _Toc214128125 \h </w:instrText>
+              <w:instrText xml:space="preserve"> PAGEREF _Toc215605794 \h </w:instrText>
             </w:r>
             <w:r>
               <w:rPr>
@@ -4834,7 +4834,7 @@
                 <w:noProof/>
                 <w:webHidden/>
               </w:rPr>
-              <w:t>4</w:t>
+              <w:t>5</w:t>
             </w:r>
             <w:r>
               <w:rPr>
@@ -4859,7 +4859,7 @@
               <w14:ligatures w14:val="standardContextual"/>
             </w:rPr>
           </w:pPr>
-          <w:hyperlink w:anchor="_Toc214128126" w:history="1">
+          <w:hyperlink w:anchor="_Toc215605795" w:history="1">
             <w:r>
               <w:rPr>
                 <w:rStyle w:val="Hipercze"/>
@@ -4903,7 +4903,7 @@
                 <w:noProof/>
                 <w:webHidden/>
               </w:rPr>
-              <w:instrText xml:space="preserve"> PAGEREF _Toc214128126 \h </w:instrText>
+              <w:instrText xml:space="preserve"> PAGEREF _Toc215605795 \h </w:instrText>
             </w:r>
             <w:r>
               <w:rPr>
@@ -4923,7 +4923,7 @@
                 <w:noProof/>
                 <w:webHidden/>
               </w:rPr>
-              <w:t>4</w:t>
+              <w:t>5</w:t>
             </w:r>
             <w:r>
               <w:rPr>
@@ -4948,7 +4948,7 @@
               <w14:ligatures w14:val="standardContextual"/>
             </w:rPr>
           </w:pPr>
-          <w:hyperlink w:anchor="_Toc214128127" w:history="1">
+          <w:hyperlink w:anchor="_Toc215605796" w:history="1">
             <w:r>
               <w:rPr>
                 <w:rStyle w:val="Hipercze"/>
@@ -4992,7 +4992,7 @@
                 <w:noProof/>
                 <w:webHidden/>
               </w:rPr>
-              <w:instrText xml:space="preserve"> PAGEREF _Toc214128127 \h </w:instrText>
+              <w:instrText xml:space="preserve"> PAGEREF _Toc215605796 \h </w:instrText>
             </w:r>
             <w:r>
               <w:rPr>
@@ -5012,7 +5012,7 @@
                 <w:noProof/>
                 <w:webHidden/>
               </w:rPr>
-              <w:t>4</w:t>
+              <w:t>5</w:t>
             </w:r>
             <w:r>
               <w:rPr>
@@ -5037,7 +5037,7 @@
               <w14:ligatures w14:val="standardContextual"/>
             </w:rPr>
           </w:pPr>
-          <w:hyperlink w:anchor="_Toc214128128" w:history="1">
+          <w:hyperlink w:anchor="_Toc215605797" w:history="1">
             <w:r>
               <w:rPr>
                 <w:rStyle w:val="Hipercze"/>
@@ -5065,7 +5065,7 @@
                 <w:noProof/>
                 <w:webHidden/>
               </w:rPr>
-              <w:instrText xml:space="preserve"> PAGEREF _Toc214128128 \h </w:instrText>
+              <w:instrText xml:space="preserve"> PAGEREF _Toc215605797 \h </w:instrText>
             </w:r>
             <w:r>
               <w:rPr>
@@ -5085,7 +5085,7 @@
                 <w:noProof/>
                 <w:webHidden/>
               </w:rPr>
-              <w:t>5</w:t>
+              <w:t>6</w:t>
             </w:r>
             <w:r>
               <w:rPr>
@@ -5110,7 +5110,7 @@
               <w14:ligatures w14:val="standardContextual"/>
             </w:rPr>
           </w:pPr>
-          <w:hyperlink w:anchor="_Toc214128129" w:history="1">
+          <w:hyperlink w:anchor="_Toc215605798" w:history="1">
             <w:r>
               <w:rPr>
                 <w:rStyle w:val="Hipercze"/>
@@ -5138,7 +5138,7 @@
                 <w:noProof/>
                 <w:webHidden/>
               </w:rPr>
-              <w:instrText xml:space="preserve"> PAGEREF _Toc214128129 \h </w:instrText>
+              <w:instrText xml:space="preserve"> PAGEREF _Toc215605798 \h </w:instrText>
             </w:r>
             <w:r>
               <w:rPr>
@@ -5158,7 +5158,7 @@
                 <w:noProof/>
                 <w:webHidden/>
               </w:rPr>
-              <w:t>5</w:t>
+              <w:t>6</w:t>
             </w:r>
             <w:r>
               <w:rPr>
@@ -5183,7 +5183,7 @@
               <w14:ligatures w14:val="standardContextual"/>
             </w:rPr>
           </w:pPr>
-          <w:hyperlink w:anchor="_Toc214128130" w:history="1">
+          <w:hyperlink w:anchor="_Toc215605799" w:history="1">
             <w:r>
               <w:rPr>
                 <w:rStyle w:val="Hipercze"/>
@@ -5211,7 +5211,7 @@
                 <w:noProof/>
                 <w:webHidden/>
               </w:rPr>
-              <w:instrText xml:space="preserve"> PAGEREF _Toc214128130 \h </w:instrText>
+              <w:instrText xml:space="preserve"> PAGEREF _Toc215605799 \h </w:instrText>
             </w:r>
             <w:r>
               <w:rPr>
@@ -5231,7 +5231,7 @@
                 <w:noProof/>
                 <w:webHidden/>
               </w:rPr>
-              <w:t>5</w:t>
+              <w:t>6</w:t>
             </w:r>
             <w:r>
               <w:rPr>
@@ -5256,7 +5256,7 @@
               <w14:ligatures w14:val="standardContextual"/>
             </w:rPr>
           </w:pPr>
-          <w:hyperlink w:anchor="_Toc214128131" w:history="1">
+          <w:hyperlink w:anchor="_Toc215605800" w:history="1">
             <w:r>
               <w:rPr>
                 <w:rStyle w:val="Hipercze"/>
@@ -5284,7 +5284,7 @@
                 <w:noProof/>
                 <w:webHidden/>
               </w:rPr>
-              <w:instrText xml:space="preserve"> PAGEREF _Toc214128131 \h </w:instrText>
+              <w:instrText xml:space="preserve"> PAGEREF _Toc215605800 \h </w:instrText>
             </w:r>
             <w:r>
               <w:rPr>
@@ -5304,7 +5304,7 @@
                 <w:noProof/>
                 <w:webHidden/>
               </w:rPr>
-              <w:t>5</w:t>
+              <w:t>6</w:t>
             </w:r>
             <w:r>
               <w:rPr>
@@ -5329,7 +5329,7 @@
               <w14:ligatures w14:val="standardContextual"/>
             </w:rPr>
           </w:pPr>
-          <w:hyperlink w:anchor="_Toc214128132" w:history="1">
+          <w:hyperlink w:anchor="_Toc215605801" w:history="1">
             <w:r>
               <w:rPr>
                 <w:rStyle w:val="Hipercze"/>
@@ -5357,7 +5357,7 @@
                 <w:noProof/>
                 <w:webHidden/>
               </w:rPr>
-              <w:instrText xml:space="preserve"> PAGEREF _Toc214128132 \h </w:instrText>
+              <w:instrText xml:space="preserve"> PAGEREF _Toc215605801 \h </w:instrText>
             </w:r>
             <w:r>
               <w:rPr>
@@ -5377,7 +5377,7 @@
                 <w:noProof/>
                 <w:webHidden/>
               </w:rPr>
-              <w:t>6</w:t>
+              <w:t>7</w:t>
             </w:r>
             <w:r>
               <w:rPr>
@@ -5402,7 +5402,7 @@
               <w14:ligatures w14:val="standardContextual"/>
             </w:rPr>
           </w:pPr>
-          <w:hyperlink w:anchor="_Toc214128133" w:history="1">
+          <w:hyperlink w:anchor="_Toc215605802" w:history="1">
             <w:r>
               <w:rPr>
                 <w:rStyle w:val="Hipercze"/>
@@ -5430,7 +5430,7 @@
                 <w:noProof/>
                 <w:webHidden/>
               </w:rPr>
-              <w:instrText xml:space="preserve"> PAGEREF _Toc214128133 \h </w:instrText>
+              <w:instrText xml:space="preserve"> PAGEREF _Toc215605802 \h </w:instrText>
             </w:r>
             <w:r>
               <w:rPr>
@@ -5450,7 +5450,7 @@
                 <w:noProof/>
                 <w:webHidden/>
               </w:rPr>
-              <w:t>6</w:t>
+              <w:t>7</w:t>
             </w:r>
             <w:r>
               <w:rPr>
@@ -5475,7 +5475,7 @@
               <w14:ligatures w14:val="standardContextual"/>
             </w:rPr>
           </w:pPr>
-          <w:hyperlink w:anchor="_Toc214128134" w:history="1">
+          <w:hyperlink w:anchor="_Toc215605803" w:history="1">
             <w:r>
               <w:rPr>
                 <w:rStyle w:val="Hipercze"/>
@@ -5503,7 +5503,7 @@
                 <w:noProof/>
                 <w:webHidden/>
               </w:rPr>
-              <w:instrText xml:space="preserve"> PAGEREF _Toc214128134 \h </w:instrText>
+              <w:instrText xml:space="preserve"> PAGEREF _Toc215605803 \h </w:instrText>
             </w:r>
             <w:r>
               <w:rPr>
@@ -5523,7 +5523,7 @@
                 <w:noProof/>
                 <w:webHidden/>
               </w:rPr>
-              <w:t>7</w:t>
+              <w:t>8</w:t>
             </w:r>
             <w:r>
               <w:rPr>
@@ -5548,7 +5548,7 @@
               <w14:ligatures w14:val="standardContextual"/>
             </w:rPr>
           </w:pPr>
-          <w:hyperlink w:anchor="_Toc214128135" w:history="1">
+          <w:hyperlink w:anchor="_Toc215605804" w:history="1">
             <w:r>
               <w:rPr>
                 <w:rStyle w:val="Hipercze"/>
@@ -5576,7 +5576,7 @@
                 <w:noProof/>
                 <w:webHidden/>
               </w:rPr>
-              <w:instrText xml:space="preserve"> PAGEREF _Toc214128135 \h </w:instrText>
+              <w:instrText xml:space="preserve"> PAGEREF _Toc215605804 \h </w:instrText>
             </w:r>
             <w:r>
               <w:rPr>
@@ -5596,7 +5596,7 @@
                 <w:noProof/>
                 <w:webHidden/>
               </w:rPr>
-              <w:t>8</w:t>
+              <w:t>9</w:t>
             </w:r>
             <w:r>
               <w:rPr>
@@ -5621,7 +5621,7 @@
               <w14:ligatures w14:val="standardContextual"/>
             </w:rPr>
           </w:pPr>
-          <w:hyperlink w:anchor="_Toc214128136" w:history="1">
+          <w:hyperlink w:anchor="_Toc215605805" w:history="1">
             <w:r>
               <w:rPr>
                 <w:rStyle w:val="Hipercze"/>
@@ -5649,7 +5649,7 @@
                 <w:noProof/>
                 <w:webHidden/>
               </w:rPr>
-              <w:instrText xml:space="preserve"> PAGEREF _Toc214128136 \h </w:instrText>
+              <w:instrText xml:space="preserve"> PAGEREF _Toc215605805 \h </w:instrText>
             </w:r>
             <w:r>
               <w:rPr>
@@ -5669,7 +5669,7 @@
                 <w:noProof/>
                 <w:webHidden/>
               </w:rPr>
-              <w:t>8</w:t>
+              <w:t>9</w:t>
             </w:r>
             <w:r>
               <w:rPr>
@@ -5694,7 +5694,7 @@
               <w14:ligatures w14:val="standardContextual"/>
             </w:rPr>
           </w:pPr>
-          <w:hyperlink w:anchor="_Toc214128137" w:history="1">
+          <w:hyperlink w:anchor="_Toc215605806" w:history="1">
             <w:r>
               <w:rPr>
                 <w:rStyle w:val="Hipercze"/>
@@ -5722,7 +5722,7 @@
                 <w:noProof/>
                 <w:webHidden/>
               </w:rPr>
-              <w:instrText xml:space="preserve"> PAGEREF _Toc214128137 \h </w:instrText>
+              <w:instrText xml:space="preserve"> PAGEREF _Toc215605806 \h </w:instrText>
             </w:r>
             <w:r>
               <w:rPr>
@@ -5742,7 +5742,7 @@
                 <w:noProof/>
                 <w:webHidden/>
               </w:rPr>
-              <w:t>9</w:t>
+              <w:t>10</w:t>
             </w:r>
             <w:r>
               <w:rPr>
@@ -5767,7 +5767,7 @@
               <w14:ligatures w14:val="standardContextual"/>
             </w:rPr>
           </w:pPr>
-          <w:hyperlink w:anchor="_Toc214128138" w:history="1">
+          <w:hyperlink w:anchor="_Toc215605807" w:history="1">
             <w:r>
               <w:rPr>
                 <w:rStyle w:val="Hipercze"/>
@@ -5795,7 +5795,7 @@
                 <w:noProof/>
                 <w:webHidden/>
               </w:rPr>
-              <w:instrText xml:space="preserve"> PAGEREF _Toc214128138 \h </w:instrText>
+              <w:instrText xml:space="preserve"> PAGEREF _Toc215605807 \h </w:instrText>
             </w:r>
             <w:r>
               <w:rPr>
@@ -5815,7 +5815,7 @@
                 <w:noProof/>
                 <w:webHidden/>
               </w:rPr>
-              <w:t>9</w:t>
+              <w:t>10</w:t>
             </w:r>
             <w:r>
               <w:rPr>
@@ -5840,7 +5840,7 @@
               <w14:ligatures w14:val="standardContextual"/>
             </w:rPr>
           </w:pPr>
-          <w:hyperlink w:anchor="_Toc214128139" w:history="1">
+          <w:hyperlink w:anchor="_Toc215605808" w:history="1">
             <w:r>
               <w:rPr>
                 <w:rStyle w:val="Hipercze"/>
@@ -5868,7 +5868,7 @@
                 <w:noProof/>
                 <w:webHidden/>
               </w:rPr>
-              <w:instrText xml:space="preserve"> PAGEREF _Toc214128139 \h </w:instrText>
+              <w:instrText xml:space="preserve"> PAGEREF _Toc215605808 \h </w:instrText>
             </w:r>
             <w:r>
               <w:rPr>
@@ -5888,7 +5888,7 @@
                 <w:noProof/>
                 <w:webHidden/>
               </w:rPr>
-              <w:t>9</w:t>
+              <w:t>10</w:t>
             </w:r>
             <w:r>
               <w:rPr>
@@ -5913,7 +5913,7 @@
               <w14:ligatures w14:val="standardContextual"/>
             </w:rPr>
           </w:pPr>
-          <w:hyperlink w:anchor="_Toc214128140" w:history="1">
+          <w:hyperlink w:anchor="_Toc215605809" w:history="1">
             <w:r>
               <w:rPr>
                 <w:rStyle w:val="Hipercze"/>
@@ -5941,7 +5941,7 @@
                 <w:noProof/>
                 <w:webHidden/>
               </w:rPr>
-              <w:instrText xml:space="preserve"> PAGEREF _Toc214128140 \h </w:instrText>
+              <w:instrText xml:space="preserve"> PAGEREF _Toc215605809 \h </w:instrText>
             </w:r>
             <w:r>
               <w:rPr>
@@ -5961,7 +5961,7 @@
                 <w:noProof/>
                 <w:webHidden/>
               </w:rPr>
-              <w:t>10</w:t>
+              <w:t>11</w:t>
             </w:r>
             <w:r>
               <w:rPr>
@@ -5986,7 +5986,7 @@
               <w14:ligatures w14:val="standardContextual"/>
             </w:rPr>
           </w:pPr>
-          <w:hyperlink w:anchor="_Toc214128141" w:history="1">
+          <w:hyperlink w:anchor="_Toc215605810" w:history="1">
             <w:r>
               <w:rPr>
                 <w:rStyle w:val="Hipercze"/>
@@ -6014,7 +6014,7 @@
                 <w:noProof/>
                 <w:webHidden/>
               </w:rPr>
-              <w:instrText xml:space="preserve"> PAGEREF _Toc214128141 \h </w:instrText>
+              <w:instrText xml:space="preserve"> PAGEREF _Toc215605810 \h </w:instrText>
             </w:r>
             <w:r>
               <w:rPr>
@@ -6034,7 +6034,79 @@
                 <w:noProof/>
                 <w:webHidden/>
               </w:rPr>
-              <w:t>10</w:t>
+              <w:t>11</w:t>
+            </w:r>
+            <w:r>
+              <w:rPr>
+                <w:noProof/>
+                <w:webHidden/>
+              </w:rPr>
+              <w:fldChar w:fldCharType="end"/>
+            </w:r>
+          </w:hyperlink>
+        </w:p>
+        <w:p>
+          <w:pPr>
+            <w:pStyle w:val="Spistreci1"/>
+            <w:tabs>
+              <w:tab w:val="right" w:leader="dot" w:pos="9062"/>
+            </w:tabs>
+            <w:rPr>
+              <w:noProof/>
+              <w:kern w:val="2"/>
+              <w:sz w:val="24"/>
+              <w:szCs w:val="24"/>
+              <w14:ligatures w14:val="standardContextual"/>
+            </w:rPr>
+          </w:pPr>
+          <w:hyperlink w:anchor="_Toc215605811" w:history="1">
+            <w:r>
+              <w:rPr>
+                <w:rStyle w:val="Hipercze"/>
+                <w:noProof/>
+              </w:rPr>
+              <w:t>VI Poziom TLR</w:t>
+            </w:r>
+            <w:r>
+              <w:rPr>
+                <w:noProof/>
+                <w:webHidden/>
+              </w:rPr>
+              <w:tab/>
+            </w:r>
+            <w:r>
+              <w:rPr>
+                <w:noProof/>
+                <w:webHidden/>
+              </w:rPr>
+              <w:fldChar w:fldCharType="begin"/>
+            </w:r>
+            <w:r>
+              <w:rPr>
+                <w:noProof/>
+                <w:webHidden/>
+              </w:rPr>
+              <w:instrText xml:space="preserve"> PAGEREF _Toc215605811 \h </w:instrText>
+            </w:r>
+            <w:r>
+              <w:rPr>
+                <w:noProof/>
+                <w:webHidden/>
+              </w:rPr>
+            </w:r>
+            <w:r>
+              <w:rPr>
+                <w:noProof/>
+                <w:webHidden/>
+              </w:rPr>
+              <w:fldChar w:fldCharType="separate"/>
+            </w:r>
+            <w:r>
+              <w:rPr>
+                <w:noProof/>
+                <w:webHidden/>
+              </w:rPr>
+              <w:t>11</w:t>
             </w:r>
             <w:r>
               <w:rPr>
@@ -6059,13 +6131,13 @@
               <w14:ligatures w14:val="standardContextual"/>
             </w:rPr>
           </w:pPr>
-          <w:hyperlink w:anchor="_Toc214128142" w:history="1">
+          <w:hyperlink w:anchor="_Toc215605812" w:history="1">
             <w:r>
               <w:rPr>
                 <w:rStyle w:val="Hipercze"/>
                 <w:noProof/>
               </w:rPr>
-              <w:t>VI Poziom TLR</w:t>
+              <w:t>Ryzyko technologiczne</w:t>
             </w:r>
             <w:r>
               <w:rPr>
@@ -6086,7 +6158,7 @@
                 <w:noProof/>
                 <w:webHidden/>
               </w:rPr>
-              <w:instrText xml:space="preserve"> PAGEREF _Toc214128142 \h </w:instrText>
+              <w:instrText xml:space="preserve"> PAGEREF _Toc215605812 \h </w:instrText>
             </w:r>
             <w:r>
               <w:rPr>
@@ -6106,7 +6178,223 @@
                 <w:noProof/>
                 <w:webHidden/>
               </w:rPr>
-              <w:t>10</w:t>
+              <w:t>12</w:t>
+            </w:r>
+            <w:r>
+              <w:rPr>
+                <w:noProof/>
+                <w:webHidden/>
+              </w:rPr>
+              <w:fldChar w:fldCharType="end"/>
+            </w:r>
+          </w:hyperlink>
+        </w:p>
+        <w:p>
+          <w:pPr>
+            <w:pStyle w:val="Spistreci1"/>
+            <w:tabs>
+              <w:tab w:val="right" w:leader="dot" w:pos="9062"/>
+            </w:tabs>
+            <w:rPr>
+              <w:noProof/>
+              <w:kern w:val="2"/>
+              <w:sz w:val="24"/>
+              <w:szCs w:val="24"/>
+              <w14:ligatures w14:val="standardContextual"/>
+            </w:rPr>
+          </w:pPr>
+          <w:hyperlink w:anchor="_Toc215605813" w:history="1">
+            <w:r>
+              <w:rPr>
+                <w:rStyle w:val="Hipercze"/>
+                <w:noProof/>
+              </w:rPr>
+              <w:t>Metryka produktu</w:t>
+            </w:r>
+            <w:r>
+              <w:rPr>
+                <w:noProof/>
+                <w:webHidden/>
+              </w:rPr>
+              <w:tab/>
+            </w:r>
+            <w:r>
+              <w:rPr>
+                <w:noProof/>
+                <w:webHidden/>
+              </w:rPr>
+              <w:fldChar w:fldCharType="begin"/>
+            </w:r>
+            <w:r>
+              <w:rPr>
+                <w:noProof/>
+                <w:webHidden/>
+              </w:rPr>
+              <w:instrText xml:space="preserve"> PAGEREF _Toc215605813 \h </w:instrText>
+            </w:r>
+            <w:r>
+              <w:rPr>
+                <w:noProof/>
+                <w:webHidden/>
+              </w:rPr>
+            </w:r>
+            <w:r>
+              <w:rPr>
+                <w:noProof/>
+                <w:webHidden/>
+              </w:rPr>
+              <w:fldChar w:fldCharType="separate"/>
+            </w:r>
+            <w:r>
+              <w:rPr>
+                <w:noProof/>
+                <w:webHidden/>
+              </w:rPr>
+              <w:t>13</w:t>
+            </w:r>
+            <w:r>
+              <w:rPr>
+                <w:noProof/>
+                <w:webHidden/>
+              </w:rPr>
+              <w:fldChar w:fldCharType="end"/>
+            </w:r>
+          </w:hyperlink>
+        </w:p>
+        <w:p>
+          <w:pPr>
+            <w:pStyle w:val="Spistreci1"/>
+            <w:tabs>
+              <w:tab w:val="right" w:leader="dot" w:pos="9062"/>
+            </w:tabs>
+            <w:rPr>
+              <w:noProof/>
+              <w:kern w:val="2"/>
+              <w:sz w:val="24"/>
+              <w:szCs w:val="24"/>
+              <w14:ligatures w14:val="standardContextual"/>
+            </w:rPr>
+          </w:pPr>
+          <w:hyperlink w:anchor="_Toc215605814" w:history="1">
+            <w:r>
+              <w:rPr>
+                <w:rStyle w:val="Hipercze"/>
+                <w:noProof/>
+              </w:rPr>
+              <w:t>Diagram struktury organizacji projektu oraz struktury zarządczej</w:t>
+            </w:r>
+            <w:r>
+              <w:rPr>
+                <w:noProof/>
+                <w:webHidden/>
+              </w:rPr>
+              <w:tab/>
+            </w:r>
+            <w:r>
+              <w:rPr>
+                <w:noProof/>
+                <w:webHidden/>
+              </w:rPr>
+              <w:fldChar w:fldCharType="begin"/>
+            </w:r>
+            <w:r>
+              <w:rPr>
+                <w:noProof/>
+                <w:webHidden/>
+              </w:rPr>
+              <w:instrText xml:space="preserve"> PAGEREF _Toc215605814 \h </w:instrText>
+            </w:r>
+            <w:r>
+              <w:rPr>
+                <w:noProof/>
+                <w:webHidden/>
+              </w:rPr>
+            </w:r>
+            <w:r>
+              <w:rPr>
+                <w:noProof/>
+                <w:webHidden/>
+              </w:rPr>
+              <w:fldChar w:fldCharType="separate"/>
+            </w:r>
+            <w:r>
+              <w:rPr>
+                <w:noProof/>
+                <w:webHidden/>
+              </w:rPr>
+              <w:t>13</w:t>
+            </w:r>
+            <w:r>
+              <w:rPr>
+                <w:noProof/>
+                <w:webHidden/>
+              </w:rPr>
+              <w:fldChar w:fldCharType="end"/>
+            </w:r>
+          </w:hyperlink>
+        </w:p>
+        <w:p>
+          <w:pPr>
+            <w:pStyle w:val="Spistreci1"/>
+            <w:tabs>
+              <w:tab w:val="right" w:leader="dot" w:pos="9062"/>
+            </w:tabs>
+            <w:rPr>
+              <w:noProof/>
+              <w:kern w:val="2"/>
+              <w:sz w:val="24"/>
+              <w:szCs w:val="24"/>
+              <w14:ligatures w14:val="standardContextual"/>
+            </w:rPr>
+          </w:pPr>
+          <w:hyperlink w:anchor="_Toc215605815" w:history="1">
+            <w:r>
+              <w:rPr>
+                <w:rStyle w:val="Hipercze"/>
+                <w:noProof/>
+              </w:rPr>
+              <w:t>Opis roli członków projektu</w:t>
+            </w:r>
+            <w:r>
+              <w:rPr>
+                <w:noProof/>
+                <w:webHidden/>
+              </w:rPr>
+              <w:tab/>
+            </w:r>
+            <w:r>
+              <w:rPr>
+                <w:noProof/>
+                <w:webHidden/>
+              </w:rPr>
+              <w:fldChar w:fldCharType="begin"/>
+            </w:r>
+            <w:r>
+              <w:rPr>
+                <w:noProof/>
+                <w:webHidden/>
+              </w:rPr>
+              <w:instrText xml:space="preserve"> PAGEREF _Toc215605815 \h </w:instrText>
+            </w:r>
+            <w:r>
+              <w:rPr>
+                <w:noProof/>
+                <w:webHidden/>
+              </w:rPr>
+            </w:r>
+            <w:r>
+              <w:rPr>
+                <w:noProof/>
+                <w:webHidden/>
+              </w:rPr>
+              <w:fldChar w:fldCharType="separate"/>
+            </w:r>
+            <w:r>
+              <w:rPr>
+                <w:noProof/>
+                <w:webHidden/>
+              </w:rPr>
+              <w:t>14</w:t>
             </w:r>
             <w:r>
               <w:rPr>
@@ -6131,13 +6419,14 @@
               <w14:ligatures w14:val="standardContextual"/>
             </w:rPr>
           </w:pPr>
-          <w:hyperlink w:anchor="_Toc214128143" w:history="1">
+          <w:hyperlink w:anchor="_Toc215605816" w:history="1">
             <w:r>
               <w:rPr>
                 <w:rStyle w:val="Hipercze"/>
-                <w:noProof/>
-              </w:rPr>
-              <w:t>Ryzyko technologiczne</w:t>
+                <w:rFonts w:eastAsia="Aptos"/>
+                <w:noProof/>
+              </w:rPr>
+              <w:t>Kierownik Projektu</w:t>
             </w:r>
             <w:r>
               <w:rPr>
@@ -6158,7 +6447,7 @@
                 <w:noProof/>
                 <w:webHidden/>
               </w:rPr>
-              <w:instrText xml:space="preserve"> PAGEREF _Toc214128143 \h </w:instrText>
+              <w:instrText xml:space="preserve"> PAGEREF _Toc215605816 \h </w:instrText>
             </w:r>
             <w:r>
               <w:rPr>
@@ -6178,7 +6467,2251 @@
                 <w:noProof/>
                 <w:webHidden/>
               </w:rPr>
-              <w:t>11</w:t>
+              <w:t>14</w:t>
+            </w:r>
+            <w:r>
+              <w:rPr>
+                <w:noProof/>
+                <w:webHidden/>
+              </w:rPr>
+              <w:fldChar w:fldCharType="end"/>
+            </w:r>
+          </w:hyperlink>
+        </w:p>
+        <w:p>
+          <w:pPr>
+            <w:pStyle w:val="Spistreci2"/>
+            <w:tabs>
+              <w:tab w:val="right" w:leader="dot" w:pos="9062"/>
+            </w:tabs>
+            <w:rPr>
+              <w:noProof/>
+              <w:kern w:val="2"/>
+              <w:sz w:val="24"/>
+              <w:szCs w:val="24"/>
+              <w14:ligatures w14:val="standardContextual"/>
+            </w:rPr>
+          </w:pPr>
+          <w:hyperlink w:anchor="_Toc215605817" w:history="1">
+            <w:r>
+              <w:rPr>
+                <w:rStyle w:val="Hipercze"/>
+                <w:rFonts w:eastAsia="Aptos"/>
+                <w:noProof/>
+              </w:rPr>
+              <w:t>Analityka i Projektowanie Systemu</w:t>
+            </w:r>
+            <w:r>
+              <w:rPr>
+                <w:noProof/>
+                <w:webHidden/>
+              </w:rPr>
+              <w:tab/>
+            </w:r>
+            <w:r>
+              <w:rPr>
+                <w:noProof/>
+                <w:webHidden/>
+              </w:rPr>
+              <w:fldChar w:fldCharType="begin"/>
+            </w:r>
+            <w:r>
+              <w:rPr>
+                <w:noProof/>
+                <w:webHidden/>
+              </w:rPr>
+              <w:instrText xml:space="preserve"> PAGEREF _Toc215605817 \h </w:instrText>
+            </w:r>
+            <w:r>
+              <w:rPr>
+                <w:noProof/>
+                <w:webHidden/>
+              </w:rPr>
+            </w:r>
+            <w:r>
+              <w:rPr>
+                <w:noProof/>
+                <w:webHidden/>
+              </w:rPr>
+              <w:fldChar w:fldCharType="separate"/>
+            </w:r>
+            <w:r>
+              <w:rPr>
+                <w:noProof/>
+                <w:webHidden/>
+              </w:rPr>
+              <w:t>14</w:t>
+            </w:r>
+            <w:r>
+              <w:rPr>
+                <w:noProof/>
+                <w:webHidden/>
+              </w:rPr>
+              <w:fldChar w:fldCharType="end"/>
+            </w:r>
+          </w:hyperlink>
+        </w:p>
+        <w:p>
+          <w:pPr>
+            <w:pStyle w:val="Spistreci3"/>
+            <w:tabs>
+              <w:tab w:val="right" w:leader="dot" w:pos="9062"/>
+            </w:tabs>
+            <w:rPr>
+              <w:noProof/>
+              <w:kern w:val="2"/>
+              <w:sz w:val="24"/>
+              <w:szCs w:val="24"/>
+              <w14:ligatures w14:val="standardContextual"/>
+            </w:rPr>
+          </w:pPr>
+          <w:hyperlink w:anchor="_Toc215605818" w:history="1">
+            <w:r>
+              <w:rPr>
+                <w:rStyle w:val="Hipercze"/>
+                <w:noProof/>
+              </w:rPr>
+              <w:t>Analityk Systemowy</w:t>
+            </w:r>
+            <w:r>
+              <w:rPr>
+                <w:noProof/>
+                <w:webHidden/>
+              </w:rPr>
+              <w:tab/>
+            </w:r>
+            <w:r>
+              <w:rPr>
+                <w:noProof/>
+                <w:webHidden/>
+              </w:rPr>
+              <w:fldChar w:fldCharType="begin"/>
+            </w:r>
+            <w:r>
+              <w:rPr>
+                <w:noProof/>
+                <w:webHidden/>
+              </w:rPr>
+              <w:instrText xml:space="preserve"> PAGEREF _Toc215605818 \h </w:instrText>
+            </w:r>
+            <w:r>
+              <w:rPr>
+                <w:noProof/>
+                <w:webHidden/>
+              </w:rPr>
+            </w:r>
+            <w:r>
+              <w:rPr>
+                <w:noProof/>
+                <w:webHidden/>
+              </w:rPr>
+              <w:fldChar w:fldCharType="separate"/>
+            </w:r>
+            <w:r>
+              <w:rPr>
+                <w:noProof/>
+                <w:webHidden/>
+              </w:rPr>
+              <w:t>14</w:t>
+            </w:r>
+            <w:r>
+              <w:rPr>
+                <w:noProof/>
+                <w:webHidden/>
+              </w:rPr>
+              <w:fldChar w:fldCharType="end"/>
+            </w:r>
+          </w:hyperlink>
+        </w:p>
+        <w:p>
+          <w:pPr>
+            <w:pStyle w:val="Spistreci3"/>
+            <w:tabs>
+              <w:tab w:val="right" w:leader="dot" w:pos="9062"/>
+            </w:tabs>
+            <w:rPr>
+              <w:noProof/>
+              <w:kern w:val="2"/>
+              <w:sz w:val="24"/>
+              <w:szCs w:val="24"/>
+              <w14:ligatures w14:val="standardContextual"/>
+            </w:rPr>
+          </w:pPr>
+          <w:hyperlink w:anchor="_Toc215605819" w:history="1">
+            <w:r>
+              <w:rPr>
+                <w:rStyle w:val="Hipercze"/>
+                <w:noProof/>
+              </w:rPr>
+              <w:t>Architekt Systemu</w:t>
+            </w:r>
+            <w:r>
+              <w:rPr>
+                <w:noProof/>
+                <w:webHidden/>
+              </w:rPr>
+              <w:tab/>
+            </w:r>
+            <w:r>
+              <w:rPr>
+                <w:noProof/>
+                <w:webHidden/>
+              </w:rPr>
+              <w:fldChar w:fldCharType="begin"/>
+            </w:r>
+            <w:r>
+              <w:rPr>
+                <w:noProof/>
+                <w:webHidden/>
+              </w:rPr>
+              <w:instrText xml:space="preserve"> PAGEREF _Toc215605819 \h </w:instrText>
+            </w:r>
+            <w:r>
+              <w:rPr>
+                <w:noProof/>
+                <w:webHidden/>
+              </w:rPr>
+            </w:r>
+            <w:r>
+              <w:rPr>
+                <w:noProof/>
+                <w:webHidden/>
+              </w:rPr>
+              <w:fldChar w:fldCharType="separate"/>
+            </w:r>
+            <w:r>
+              <w:rPr>
+                <w:noProof/>
+                <w:webHidden/>
+              </w:rPr>
+              <w:t>14</w:t>
+            </w:r>
+            <w:r>
+              <w:rPr>
+                <w:noProof/>
+                <w:webHidden/>
+              </w:rPr>
+              <w:fldChar w:fldCharType="end"/>
+            </w:r>
+          </w:hyperlink>
+        </w:p>
+        <w:p>
+          <w:pPr>
+            <w:pStyle w:val="Spistreci3"/>
+            <w:tabs>
+              <w:tab w:val="right" w:leader="dot" w:pos="9062"/>
+            </w:tabs>
+            <w:rPr>
+              <w:noProof/>
+              <w:kern w:val="2"/>
+              <w:sz w:val="24"/>
+              <w:szCs w:val="24"/>
+              <w14:ligatures w14:val="standardContextual"/>
+            </w:rPr>
+          </w:pPr>
+          <w:hyperlink w:anchor="_Toc215605820" w:history="1">
+            <w:r>
+              <w:rPr>
+                <w:rStyle w:val="Hipercze"/>
+                <w:noProof/>
+              </w:rPr>
+              <w:t>UX/UI Designer</w:t>
+            </w:r>
+            <w:r>
+              <w:rPr>
+                <w:noProof/>
+                <w:webHidden/>
+              </w:rPr>
+              <w:tab/>
+            </w:r>
+            <w:r>
+              <w:rPr>
+                <w:noProof/>
+                <w:webHidden/>
+              </w:rPr>
+              <w:fldChar w:fldCharType="begin"/>
+            </w:r>
+            <w:r>
+              <w:rPr>
+                <w:noProof/>
+                <w:webHidden/>
+              </w:rPr>
+              <w:instrText xml:space="preserve"> PAGEREF _Toc215605820 \h </w:instrText>
+            </w:r>
+            <w:r>
+              <w:rPr>
+                <w:noProof/>
+                <w:webHidden/>
+              </w:rPr>
+            </w:r>
+            <w:r>
+              <w:rPr>
+                <w:noProof/>
+                <w:webHidden/>
+              </w:rPr>
+              <w:fldChar w:fldCharType="separate"/>
+            </w:r>
+            <w:r>
+              <w:rPr>
+                <w:noProof/>
+                <w:webHidden/>
+              </w:rPr>
+              <w:t>14</w:t>
+            </w:r>
+            <w:r>
+              <w:rPr>
+                <w:noProof/>
+                <w:webHidden/>
+              </w:rPr>
+              <w:fldChar w:fldCharType="end"/>
+            </w:r>
+          </w:hyperlink>
+        </w:p>
+        <w:p>
+          <w:pPr>
+            <w:pStyle w:val="Spistreci2"/>
+            <w:tabs>
+              <w:tab w:val="right" w:leader="dot" w:pos="9062"/>
+            </w:tabs>
+            <w:rPr>
+              <w:noProof/>
+              <w:kern w:val="2"/>
+              <w:sz w:val="24"/>
+              <w:szCs w:val="24"/>
+              <w14:ligatures w14:val="standardContextual"/>
+            </w:rPr>
+          </w:pPr>
+          <w:hyperlink w:anchor="_Toc215605821" w:history="1">
+            <w:r>
+              <w:rPr>
+                <w:rStyle w:val="Hipercze"/>
+                <w:rFonts w:eastAsia="Aptos"/>
+                <w:noProof/>
+              </w:rPr>
+              <w:t>Zespół Programistyczny</w:t>
+            </w:r>
+            <w:r>
+              <w:rPr>
+                <w:noProof/>
+                <w:webHidden/>
+              </w:rPr>
+              <w:tab/>
+            </w:r>
+            <w:r>
+              <w:rPr>
+                <w:noProof/>
+                <w:webHidden/>
+              </w:rPr>
+              <w:fldChar w:fldCharType="begin"/>
+            </w:r>
+            <w:r>
+              <w:rPr>
+                <w:noProof/>
+                <w:webHidden/>
+              </w:rPr>
+              <w:instrText xml:space="preserve"> PAGEREF _Toc215605821 \h </w:instrText>
+            </w:r>
+            <w:r>
+              <w:rPr>
+                <w:noProof/>
+                <w:webHidden/>
+              </w:rPr>
+            </w:r>
+            <w:r>
+              <w:rPr>
+                <w:noProof/>
+                <w:webHidden/>
+              </w:rPr>
+              <w:fldChar w:fldCharType="separate"/>
+            </w:r>
+            <w:r>
+              <w:rPr>
+                <w:noProof/>
+                <w:webHidden/>
+              </w:rPr>
+              <w:t>14</w:t>
+            </w:r>
+            <w:r>
+              <w:rPr>
+                <w:noProof/>
+                <w:webHidden/>
+              </w:rPr>
+              <w:fldChar w:fldCharType="end"/>
+            </w:r>
+          </w:hyperlink>
+        </w:p>
+        <w:p>
+          <w:pPr>
+            <w:pStyle w:val="Spistreci3"/>
+            <w:tabs>
+              <w:tab w:val="right" w:leader="dot" w:pos="9062"/>
+            </w:tabs>
+            <w:rPr>
+              <w:noProof/>
+              <w:kern w:val="2"/>
+              <w:sz w:val="24"/>
+              <w:szCs w:val="24"/>
+              <w14:ligatures w14:val="standardContextual"/>
+            </w:rPr>
+          </w:pPr>
+          <w:hyperlink w:anchor="_Toc215605822" w:history="1">
+            <w:r>
+              <w:rPr>
+                <w:rStyle w:val="Hipercze"/>
+                <w:rFonts w:eastAsia="Aptos"/>
+                <w:noProof/>
+              </w:rPr>
+              <w:t>Backend Developer</w:t>
+            </w:r>
+            <w:r>
+              <w:rPr>
+                <w:noProof/>
+                <w:webHidden/>
+              </w:rPr>
+              <w:tab/>
+            </w:r>
+            <w:r>
+              <w:rPr>
+                <w:noProof/>
+                <w:webHidden/>
+              </w:rPr>
+              <w:fldChar w:fldCharType="begin"/>
+            </w:r>
+            <w:r>
+              <w:rPr>
+                <w:noProof/>
+                <w:webHidden/>
+              </w:rPr>
+              <w:instrText xml:space="preserve"> PAGEREF _Toc215605822 \h </w:instrText>
+            </w:r>
+            <w:r>
+              <w:rPr>
+                <w:noProof/>
+                <w:webHidden/>
+              </w:rPr>
+            </w:r>
+            <w:r>
+              <w:rPr>
+                <w:noProof/>
+                <w:webHidden/>
+              </w:rPr>
+              <w:fldChar w:fldCharType="separate"/>
+            </w:r>
+            <w:r>
+              <w:rPr>
+                <w:noProof/>
+                <w:webHidden/>
+              </w:rPr>
+              <w:t>14</w:t>
+            </w:r>
+            <w:r>
+              <w:rPr>
+                <w:noProof/>
+                <w:webHidden/>
+              </w:rPr>
+              <w:fldChar w:fldCharType="end"/>
+            </w:r>
+          </w:hyperlink>
+        </w:p>
+        <w:p>
+          <w:pPr>
+            <w:pStyle w:val="Spistreci3"/>
+            <w:tabs>
+              <w:tab w:val="right" w:leader="dot" w:pos="9062"/>
+            </w:tabs>
+            <w:rPr>
+              <w:noProof/>
+              <w:kern w:val="2"/>
+              <w:sz w:val="24"/>
+              <w:szCs w:val="24"/>
+              <w14:ligatures w14:val="standardContextual"/>
+            </w:rPr>
+          </w:pPr>
+          <w:hyperlink w:anchor="_Toc215605823" w:history="1">
+            <w:r>
+              <w:rPr>
+                <w:rStyle w:val="Hipercze"/>
+                <w:rFonts w:eastAsia="Aptos"/>
+                <w:noProof/>
+              </w:rPr>
+              <w:t>Frontend Developer</w:t>
+            </w:r>
+            <w:r>
+              <w:rPr>
+                <w:noProof/>
+                <w:webHidden/>
+              </w:rPr>
+              <w:tab/>
+            </w:r>
+            <w:r>
+              <w:rPr>
+                <w:noProof/>
+                <w:webHidden/>
+              </w:rPr>
+              <w:fldChar w:fldCharType="begin"/>
+            </w:r>
+            <w:r>
+              <w:rPr>
+                <w:noProof/>
+                <w:webHidden/>
+              </w:rPr>
+              <w:instrText xml:space="preserve"> PAGEREF _Toc215605823 \h </w:instrText>
+            </w:r>
+            <w:r>
+              <w:rPr>
+                <w:noProof/>
+                <w:webHidden/>
+              </w:rPr>
+            </w:r>
+            <w:r>
+              <w:rPr>
+                <w:noProof/>
+                <w:webHidden/>
+              </w:rPr>
+              <w:fldChar w:fldCharType="separate"/>
+            </w:r>
+            <w:r>
+              <w:rPr>
+                <w:noProof/>
+                <w:webHidden/>
+              </w:rPr>
+              <w:t>15</w:t>
+            </w:r>
+            <w:r>
+              <w:rPr>
+                <w:noProof/>
+                <w:webHidden/>
+              </w:rPr>
+              <w:fldChar w:fldCharType="end"/>
+            </w:r>
+          </w:hyperlink>
+        </w:p>
+        <w:p>
+          <w:pPr>
+            <w:pStyle w:val="Spistreci2"/>
+            <w:tabs>
+              <w:tab w:val="right" w:leader="dot" w:pos="9062"/>
+            </w:tabs>
+            <w:rPr>
+              <w:noProof/>
+              <w:kern w:val="2"/>
+              <w:sz w:val="24"/>
+              <w:szCs w:val="24"/>
+              <w14:ligatures w14:val="standardContextual"/>
+            </w:rPr>
+          </w:pPr>
+          <w:hyperlink w:anchor="_Toc215605824" w:history="1">
+            <w:r>
+              <w:rPr>
+                <w:rStyle w:val="Hipercze"/>
+                <w:rFonts w:eastAsia="Aptos"/>
+                <w:noProof/>
+              </w:rPr>
+              <w:t>Zespół AI</w:t>
+            </w:r>
+            <w:r>
+              <w:rPr>
+                <w:noProof/>
+                <w:webHidden/>
+              </w:rPr>
+              <w:tab/>
+            </w:r>
+            <w:r>
+              <w:rPr>
+                <w:noProof/>
+                <w:webHidden/>
+              </w:rPr>
+              <w:fldChar w:fldCharType="begin"/>
+            </w:r>
+            <w:r>
+              <w:rPr>
+                <w:noProof/>
+                <w:webHidden/>
+              </w:rPr>
+              <w:instrText xml:space="preserve"> PAGEREF _Toc215605824 \h </w:instrText>
+            </w:r>
+            <w:r>
+              <w:rPr>
+                <w:noProof/>
+                <w:webHidden/>
+              </w:rPr>
+            </w:r>
+            <w:r>
+              <w:rPr>
+                <w:noProof/>
+                <w:webHidden/>
+              </w:rPr>
+              <w:fldChar w:fldCharType="separate"/>
+            </w:r>
+            <w:r>
+              <w:rPr>
+                <w:noProof/>
+                <w:webHidden/>
+              </w:rPr>
+              <w:t>15</w:t>
+            </w:r>
+            <w:r>
+              <w:rPr>
+                <w:noProof/>
+                <w:webHidden/>
+              </w:rPr>
+              <w:fldChar w:fldCharType="end"/>
+            </w:r>
+          </w:hyperlink>
+        </w:p>
+        <w:p>
+          <w:pPr>
+            <w:pStyle w:val="Spistreci2"/>
+            <w:tabs>
+              <w:tab w:val="right" w:leader="dot" w:pos="9062"/>
+            </w:tabs>
+            <w:rPr>
+              <w:noProof/>
+              <w:kern w:val="2"/>
+              <w:sz w:val="24"/>
+              <w:szCs w:val="24"/>
+              <w14:ligatures w14:val="standardContextual"/>
+            </w:rPr>
+          </w:pPr>
+          <w:hyperlink w:anchor="_Toc215605825" w:history="1">
+            <w:r>
+              <w:rPr>
+                <w:rStyle w:val="Hipercze"/>
+                <w:rFonts w:eastAsia="Aptos"/>
+                <w:noProof/>
+              </w:rPr>
+              <w:t>Bezpieczeństwo i Infrastruktura</w:t>
+            </w:r>
+            <w:r>
+              <w:rPr>
+                <w:noProof/>
+                <w:webHidden/>
+              </w:rPr>
+              <w:tab/>
+            </w:r>
+            <w:r>
+              <w:rPr>
+                <w:noProof/>
+                <w:webHidden/>
+              </w:rPr>
+              <w:fldChar w:fldCharType="begin"/>
+            </w:r>
+            <w:r>
+              <w:rPr>
+                <w:noProof/>
+                <w:webHidden/>
+              </w:rPr>
+              <w:instrText xml:space="preserve"> PAGEREF _Toc215605825 \h </w:instrText>
+            </w:r>
+            <w:r>
+              <w:rPr>
+                <w:noProof/>
+                <w:webHidden/>
+              </w:rPr>
+            </w:r>
+            <w:r>
+              <w:rPr>
+                <w:noProof/>
+                <w:webHidden/>
+              </w:rPr>
+              <w:fldChar w:fldCharType="separate"/>
+            </w:r>
+            <w:r>
+              <w:rPr>
+                <w:noProof/>
+                <w:webHidden/>
+              </w:rPr>
+              <w:t>15</w:t>
+            </w:r>
+            <w:r>
+              <w:rPr>
+                <w:noProof/>
+                <w:webHidden/>
+              </w:rPr>
+              <w:fldChar w:fldCharType="end"/>
+            </w:r>
+          </w:hyperlink>
+        </w:p>
+        <w:p>
+          <w:pPr>
+            <w:pStyle w:val="Spistreci3"/>
+            <w:tabs>
+              <w:tab w:val="right" w:leader="dot" w:pos="9062"/>
+            </w:tabs>
+            <w:rPr>
+              <w:noProof/>
+              <w:kern w:val="2"/>
+              <w:sz w:val="24"/>
+              <w:szCs w:val="24"/>
+              <w14:ligatures w14:val="standardContextual"/>
+            </w:rPr>
+          </w:pPr>
+          <w:hyperlink w:anchor="_Toc215605826" w:history="1">
+            <w:r>
+              <w:rPr>
+                <w:rStyle w:val="Hipercze"/>
+                <w:rFonts w:eastAsia="Aptos"/>
+                <w:noProof/>
+              </w:rPr>
+              <w:t>Specjalista Cybersecurity</w:t>
+            </w:r>
+            <w:r>
+              <w:rPr>
+                <w:noProof/>
+                <w:webHidden/>
+              </w:rPr>
+              <w:tab/>
+            </w:r>
+            <w:r>
+              <w:rPr>
+                <w:noProof/>
+                <w:webHidden/>
+              </w:rPr>
+              <w:fldChar w:fldCharType="begin"/>
+            </w:r>
+            <w:r>
+              <w:rPr>
+                <w:noProof/>
+                <w:webHidden/>
+              </w:rPr>
+              <w:instrText xml:space="preserve"> PAGEREF _Toc215605826 \h </w:instrText>
+            </w:r>
+            <w:r>
+              <w:rPr>
+                <w:noProof/>
+                <w:webHidden/>
+              </w:rPr>
+            </w:r>
+            <w:r>
+              <w:rPr>
+                <w:noProof/>
+                <w:webHidden/>
+              </w:rPr>
+              <w:fldChar w:fldCharType="separate"/>
+            </w:r>
+            <w:r>
+              <w:rPr>
+                <w:noProof/>
+                <w:webHidden/>
+              </w:rPr>
+              <w:t>15</w:t>
+            </w:r>
+            <w:r>
+              <w:rPr>
+                <w:noProof/>
+                <w:webHidden/>
+              </w:rPr>
+              <w:fldChar w:fldCharType="end"/>
+            </w:r>
+          </w:hyperlink>
+        </w:p>
+        <w:p>
+          <w:pPr>
+            <w:pStyle w:val="Spistreci3"/>
+            <w:tabs>
+              <w:tab w:val="right" w:leader="dot" w:pos="9062"/>
+            </w:tabs>
+            <w:rPr>
+              <w:noProof/>
+              <w:kern w:val="2"/>
+              <w:sz w:val="24"/>
+              <w:szCs w:val="24"/>
+              <w14:ligatures w14:val="standardContextual"/>
+            </w:rPr>
+          </w:pPr>
+          <w:hyperlink w:anchor="_Toc215605827" w:history="1">
+            <w:r>
+              <w:rPr>
+                <w:rStyle w:val="Hipercze"/>
+                <w:rFonts w:eastAsia="Aptos"/>
+                <w:noProof/>
+              </w:rPr>
+              <w:t>DevOps Engineer</w:t>
+            </w:r>
+            <w:r>
+              <w:rPr>
+                <w:noProof/>
+                <w:webHidden/>
+              </w:rPr>
+              <w:tab/>
+            </w:r>
+            <w:r>
+              <w:rPr>
+                <w:noProof/>
+                <w:webHidden/>
+              </w:rPr>
+              <w:fldChar w:fldCharType="begin"/>
+            </w:r>
+            <w:r>
+              <w:rPr>
+                <w:noProof/>
+                <w:webHidden/>
+              </w:rPr>
+              <w:instrText xml:space="preserve"> PAGEREF _Toc215605827 \h </w:instrText>
+            </w:r>
+            <w:r>
+              <w:rPr>
+                <w:noProof/>
+                <w:webHidden/>
+              </w:rPr>
+            </w:r>
+            <w:r>
+              <w:rPr>
+                <w:noProof/>
+                <w:webHidden/>
+              </w:rPr>
+              <w:fldChar w:fldCharType="separate"/>
+            </w:r>
+            <w:r>
+              <w:rPr>
+                <w:noProof/>
+                <w:webHidden/>
+              </w:rPr>
+              <w:t>15</w:t>
+            </w:r>
+            <w:r>
+              <w:rPr>
+                <w:noProof/>
+                <w:webHidden/>
+              </w:rPr>
+              <w:fldChar w:fldCharType="end"/>
+            </w:r>
+          </w:hyperlink>
+        </w:p>
+        <w:p>
+          <w:pPr>
+            <w:pStyle w:val="Spistreci2"/>
+            <w:tabs>
+              <w:tab w:val="right" w:leader="dot" w:pos="9062"/>
+            </w:tabs>
+            <w:rPr>
+              <w:noProof/>
+              <w:kern w:val="2"/>
+              <w:sz w:val="24"/>
+              <w:szCs w:val="24"/>
+              <w14:ligatures w14:val="standardContextual"/>
+            </w:rPr>
+          </w:pPr>
+          <w:hyperlink w:anchor="_Toc215605828" w:history="1">
+            <w:r>
+              <w:rPr>
+                <w:rStyle w:val="Hipercze"/>
+                <w:rFonts w:eastAsia="Aptos"/>
+                <w:noProof/>
+              </w:rPr>
+              <w:t>Jakość i Testowanie</w:t>
+            </w:r>
+            <w:r>
+              <w:rPr>
+                <w:noProof/>
+                <w:webHidden/>
+              </w:rPr>
+              <w:tab/>
+            </w:r>
+            <w:r>
+              <w:rPr>
+                <w:noProof/>
+                <w:webHidden/>
+              </w:rPr>
+              <w:fldChar w:fldCharType="begin"/>
+            </w:r>
+            <w:r>
+              <w:rPr>
+                <w:noProof/>
+                <w:webHidden/>
+              </w:rPr>
+              <w:instrText xml:space="preserve"> PAGEREF _Toc215605828 \h </w:instrText>
+            </w:r>
+            <w:r>
+              <w:rPr>
+                <w:noProof/>
+                <w:webHidden/>
+              </w:rPr>
+            </w:r>
+            <w:r>
+              <w:rPr>
+                <w:noProof/>
+                <w:webHidden/>
+              </w:rPr>
+              <w:fldChar w:fldCharType="separate"/>
+            </w:r>
+            <w:r>
+              <w:rPr>
+                <w:noProof/>
+                <w:webHidden/>
+              </w:rPr>
+              <w:t>15</w:t>
+            </w:r>
+            <w:r>
+              <w:rPr>
+                <w:noProof/>
+                <w:webHidden/>
+              </w:rPr>
+              <w:fldChar w:fldCharType="end"/>
+            </w:r>
+          </w:hyperlink>
+        </w:p>
+        <w:p>
+          <w:pPr>
+            <w:pStyle w:val="Spistreci3"/>
+            <w:tabs>
+              <w:tab w:val="right" w:leader="dot" w:pos="9062"/>
+            </w:tabs>
+            <w:rPr>
+              <w:noProof/>
+              <w:kern w:val="2"/>
+              <w:sz w:val="24"/>
+              <w:szCs w:val="24"/>
+              <w14:ligatures w14:val="standardContextual"/>
+            </w:rPr>
+          </w:pPr>
+          <w:hyperlink w:anchor="_Toc215605829" w:history="1">
+            <w:r>
+              <w:rPr>
+                <w:rStyle w:val="Hipercze"/>
+                <w:rFonts w:eastAsia="Aptos"/>
+                <w:noProof/>
+              </w:rPr>
+              <w:t>Tester</w:t>
+            </w:r>
+            <w:r>
+              <w:rPr>
+                <w:noProof/>
+                <w:webHidden/>
+              </w:rPr>
+              <w:tab/>
+            </w:r>
+            <w:r>
+              <w:rPr>
+                <w:noProof/>
+                <w:webHidden/>
+              </w:rPr>
+              <w:fldChar w:fldCharType="begin"/>
+            </w:r>
+            <w:r>
+              <w:rPr>
+                <w:noProof/>
+                <w:webHidden/>
+              </w:rPr>
+              <w:instrText xml:space="preserve"> PAGEREF _Toc215605829 \h </w:instrText>
+            </w:r>
+            <w:r>
+              <w:rPr>
+                <w:noProof/>
+                <w:webHidden/>
+              </w:rPr>
+            </w:r>
+            <w:r>
+              <w:rPr>
+                <w:noProof/>
+                <w:webHidden/>
+              </w:rPr>
+              <w:fldChar w:fldCharType="separate"/>
+            </w:r>
+            <w:r>
+              <w:rPr>
+                <w:noProof/>
+                <w:webHidden/>
+              </w:rPr>
+              <w:t>15</w:t>
+            </w:r>
+            <w:r>
+              <w:rPr>
+                <w:noProof/>
+                <w:webHidden/>
+              </w:rPr>
+              <w:fldChar w:fldCharType="end"/>
+            </w:r>
+          </w:hyperlink>
+        </w:p>
+        <w:p>
+          <w:pPr>
+            <w:pStyle w:val="Spistreci1"/>
+            <w:tabs>
+              <w:tab w:val="right" w:leader="dot" w:pos="9062"/>
+            </w:tabs>
+            <w:rPr>
+              <w:noProof/>
+              <w:kern w:val="2"/>
+              <w:sz w:val="24"/>
+              <w:szCs w:val="24"/>
+              <w14:ligatures w14:val="standardContextual"/>
+            </w:rPr>
+          </w:pPr>
+          <w:hyperlink w:anchor="_Toc215605830" w:history="1">
+            <w:r>
+              <w:rPr>
+                <w:rStyle w:val="Hipercze"/>
+                <w:noProof/>
+              </w:rPr>
+              <w:t>VII poziom TLR – demonstracja prototypu</w:t>
+            </w:r>
+            <w:r>
+              <w:rPr>
+                <w:noProof/>
+                <w:webHidden/>
+              </w:rPr>
+              <w:tab/>
+            </w:r>
+            <w:r>
+              <w:rPr>
+                <w:noProof/>
+                <w:webHidden/>
+              </w:rPr>
+              <w:fldChar w:fldCharType="begin"/>
+            </w:r>
+            <w:r>
+              <w:rPr>
+                <w:noProof/>
+                <w:webHidden/>
+              </w:rPr>
+              <w:instrText xml:space="preserve"> PAGEREF _Toc215605830 \h </w:instrText>
+            </w:r>
+            <w:r>
+              <w:rPr>
+                <w:noProof/>
+                <w:webHidden/>
+              </w:rPr>
+            </w:r>
+            <w:r>
+              <w:rPr>
+                <w:noProof/>
+                <w:webHidden/>
+              </w:rPr>
+              <w:fldChar w:fldCharType="separate"/>
+            </w:r>
+            <w:r>
+              <w:rPr>
+                <w:noProof/>
+                <w:webHidden/>
+              </w:rPr>
+              <w:t>16</w:t>
+            </w:r>
+            <w:r>
+              <w:rPr>
+                <w:noProof/>
+                <w:webHidden/>
+              </w:rPr>
+              <w:fldChar w:fldCharType="end"/>
+            </w:r>
+          </w:hyperlink>
+        </w:p>
+        <w:p>
+          <w:pPr>
+            <w:pStyle w:val="Spistreci2"/>
+            <w:tabs>
+              <w:tab w:val="right" w:leader="dot" w:pos="9062"/>
+            </w:tabs>
+            <w:rPr>
+              <w:noProof/>
+              <w:kern w:val="2"/>
+              <w:sz w:val="24"/>
+              <w:szCs w:val="24"/>
+              <w14:ligatures w14:val="standardContextual"/>
+            </w:rPr>
+          </w:pPr>
+          <w:hyperlink w:anchor="_Toc215605831" w:history="1">
+            <w:r>
+              <w:rPr>
+                <w:rStyle w:val="Hipercze"/>
+                <w:noProof/>
+              </w:rPr>
+              <w:t>I. Zakres prac:</w:t>
+            </w:r>
+            <w:r>
+              <w:rPr>
+                <w:noProof/>
+                <w:webHidden/>
+              </w:rPr>
+              <w:tab/>
+            </w:r>
+            <w:r>
+              <w:rPr>
+                <w:noProof/>
+                <w:webHidden/>
+              </w:rPr>
+              <w:fldChar w:fldCharType="begin"/>
+            </w:r>
+            <w:r>
+              <w:rPr>
+                <w:noProof/>
+                <w:webHidden/>
+              </w:rPr>
+              <w:instrText xml:space="preserve"> PAGEREF _Toc215605831 \h </w:instrText>
+            </w:r>
+            <w:r>
+              <w:rPr>
+                <w:noProof/>
+                <w:webHidden/>
+              </w:rPr>
+            </w:r>
+            <w:r>
+              <w:rPr>
+                <w:noProof/>
+                <w:webHidden/>
+              </w:rPr>
+              <w:fldChar w:fldCharType="separate"/>
+            </w:r>
+            <w:r>
+              <w:rPr>
+                <w:noProof/>
+                <w:webHidden/>
+              </w:rPr>
+              <w:t>16</w:t>
+            </w:r>
+            <w:r>
+              <w:rPr>
+                <w:noProof/>
+                <w:webHidden/>
+              </w:rPr>
+              <w:fldChar w:fldCharType="end"/>
+            </w:r>
+          </w:hyperlink>
+        </w:p>
+        <w:p>
+          <w:pPr>
+            <w:pStyle w:val="Spistreci2"/>
+            <w:tabs>
+              <w:tab w:val="right" w:leader="dot" w:pos="9062"/>
+            </w:tabs>
+            <w:rPr>
+              <w:noProof/>
+              <w:kern w:val="2"/>
+              <w:sz w:val="24"/>
+              <w:szCs w:val="24"/>
+              <w14:ligatures w14:val="standardContextual"/>
+            </w:rPr>
+          </w:pPr>
+          <w:hyperlink w:anchor="_Toc215605832" w:history="1">
+            <w:r>
+              <w:rPr>
+                <w:rStyle w:val="Hipercze"/>
+                <w:noProof/>
+              </w:rPr>
+              <w:t>II. Efekt końcowy:</w:t>
+            </w:r>
+            <w:r>
+              <w:rPr>
+                <w:noProof/>
+                <w:webHidden/>
+              </w:rPr>
+              <w:tab/>
+            </w:r>
+            <w:r>
+              <w:rPr>
+                <w:noProof/>
+                <w:webHidden/>
+              </w:rPr>
+              <w:fldChar w:fldCharType="begin"/>
+            </w:r>
+            <w:r>
+              <w:rPr>
+                <w:noProof/>
+                <w:webHidden/>
+              </w:rPr>
+              <w:instrText xml:space="preserve"> PAGEREF _Toc215605832 \h </w:instrText>
+            </w:r>
+            <w:r>
+              <w:rPr>
+                <w:noProof/>
+                <w:webHidden/>
+              </w:rPr>
+            </w:r>
+            <w:r>
+              <w:rPr>
+                <w:noProof/>
+                <w:webHidden/>
+              </w:rPr>
+              <w:fldChar w:fldCharType="separate"/>
+            </w:r>
+            <w:r>
+              <w:rPr>
+                <w:noProof/>
+                <w:webHidden/>
+              </w:rPr>
+              <w:t>16</w:t>
+            </w:r>
+            <w:r>
+              <w:rPr>
+                <w:noProof/>
+                <w:webHidden/>
+              </w:rPr>
+              <w:fldChar w:fldCharType="end"/>
+            </w:r>
+          </w:hyperlink>
+        </w:p>
+        <w:p>
+          <w:pPr>
+            <w:pStyle w:val="Spistreci1"/>
+            <w:tabs>
+              <w:tab w:val="right" w:leader="dot" w:pos="9062"/>
+            </w:tabs>
+            <w:rPr>
+              <w:noProof/>
+              <w:kern w:val="2"/>
+              <w:sz w:val="24"/>
+              <w:szCs w:val="24"/>
+              <w14:ligatures w14:val="standardContextual"/>
+            </w:rPr>
+          </w:pPr>
+          <w:hyperlink w:anchor="_Toc215605833" w:history="1">
+            <w:r>
+              <w:rPr>
+                <w:rStyle w:val="Hipercze"/>
+                <w:noProof/>
+              </w:rPr>
+              <w:t>VIII poziom TLR – demonstracja finalnej technologii</w:t>
+            </w:r>
+            <w:r>
+              <w:rPr>
+                <w:noProof/>
+                <w:webHidden/>
+              </w:rPr>
+              <w:tab/>
+            </w:r>
+            <w:r>
+              <w:rPr>
+                <w:noProof/>
+                <w:webHidden/>
+              </w:rPr>
+              <w:fldChar w:fldCharType="begin"/>
+            </w:r>
+            <w:r>
+              <w:rPr>
+                <w:noProof/>
+                <w:webHidden/>
+              </w:rPr>
+              <w:instrText xml:space="preserve"> PAGEREF _Toc215605833 \h </w:instrText>
+            </w:r>
+            <w:r>
+              <w:rPr>
+                <w:noProof/>
+                <w:webHidden/>
+              </w:rPr>
+            </w:r>
+            <w:r>
+              <w:rPr>
+                <w:noProof/>
+                <w:webHidden/>
+              </w:rPr>
+              <w:fldChar w:fldCharType="separate"/>
+            </w:r>
+            <w:r>
+              <w:rPr>
+                <w:noProof/>
+                <w:webHidden/>
+              </w:rPr>
+              <w:t>16</w:t>
+            </w:r>
+            <w:r>
+              <w:rPr>
+                <w:noProof/>
+                <w:webHidden/>
+              </w:rPr>
+              <w:fldChar w:fldCharType="end"/>
+            </w:r>
+          </w:hyperlink>
+        </w:p>
+        <w:p>
+          <w:pPr>
+            <w:pStyle w:val="Spistreci2"/>
+            <w:tabs>
+              <w:tab w:val="right" w:leader="dot" w:pos="9062"/>
+            </w:tabs>
+            <w:rPr>
+              <w:noProof/>
+              <w:kern w:val="2"/>
+              <w:sz w:val="24"/>
+              <w:szCs w:val="24"/>
+              <w14:ligatures w14:val="standardContextual"/>
+            </w:rPr>
+          </w:pPr>
+          <w:hyperlink w:anchor="_Toc215605834" w:history="1">
+            <w:r>
+              <w:rPr>
+                <w:rStyle w:val="Hipercze"/>
+                <w:noProof/>
+              </w:rPr>
+              <w:t>I. Zakres prac:</w:t>
+            </w:r>
+            <w:r>
+              <w:rPr>
+                <w:noProof/>
+                <w:webHidden/>
+              </w:rPr>
+              <w:tab/>
+            </w:r>
+            <w:r>
+              <w:rPr>
+                <w:noProof/>
+                <w:webHidden/>
+              </w:rPr>
+              <w:fldChar w:fldCharType="begin"/>
+            </w:r>
+            <w:r>
+              <w:rPr>
+                <w:noProof/>
+                <w:webHidden/>
+              </w:rPr>
+              <w:instrText xml:space="preserve"> PAGEREF _Toc215605834 \h </w:instrText>
+            </w:r>
+            <w:r>
+              <w:rPr>
+                <w:noProof/>
+                <w:webHidden/>
+              </w:rPr>
+            </w:r>
+            <w:r>
+              <w:rPr>
+                <w:noProof/>
+                <w:webHidden/>
+              </w:rPr>
+              <w:fldChar w:fldCharType="separate"/>
+            </w:r>
+            <w:r>
+              <w:rPr>
+                <w:noProof/>
+                <w:webHidden/>
+              </w:rPr>
+              <w:t>16</w:t>
+            </w:r>
+            <w:r>
+              <w:rPr>
+                <w:noProof/>
+                <w:webHidden/>
+              </w:rPr>
+              <w:fldChar w:fldCharType="end"/>
+            </w:r>
+          </w:hyperlink>
+        </w:p>
+        <w:p>
+          <w:pPr>
+            <w:pStyle w:val="Spistreci2"/>
+            <w:tabs>
+              <w:tab w:val="right" w:leader="dot" w:pos="9062"/>
+            </w:tabs>
+            <w:rPr>
+              <w:noProof/>
+              <w:kern w:val="2"/>
+              <w:sz w:val="24"/>
+              <w:szCs w:val="24"/>
+              <w14:ligatures w14:val="standardContextual"/>
+            </w:rPr>
+          </w:pPr>
+          <w:hyperlink w:anchor="_Toc215605835" w:history="1">
+            <w:r>
+              <w:rPr>
+                <w:rStyle w:val="Hipercze"/>
+                <w:noProof/>
+              </w:rPr>
+              <w:t>II. Efekt końcowy:</w:t>
+            </w:r>
+            <w:r>
+              <w:rPr>
+                <w:noProof/>
+                <w:webHidden/>
+              </w:rPr>
+              <w:tab/>
+            </w:r>
+            <w:r>
+              <w:rPr>
+                <w:noProof/>
+                <w:webHidden/>
+              </w:rPr>
+              <w:fldChar w:fldCharType="begin"/>
+            </w:r>
+            <w:r>
+              <w:rPr>
+                <w:noProof/>
+                <w:webHidden/>
+              </w:rPr>
+              <w:instrText xml:space="preserve"> PAGEREF _Toc215605835 \h </w:instrText>
+            </w:r>
+            <w:r>
+              <w:rPr>
+                <w:noProof/>
+                <w:webHidden/>
+              </w:rPr>
+            </w:r>
+            <w:r>
+              <w:rPr>
+                <w:noProof/>
+                <w:webHidden/>
+              </w:rPr>
+              <w:fldChar w:fldCharType="separate"/>
+            </w:r>
+            <w:r>
+              <w:rPr>
+                <w:noProof/>
+                <w:webHidden/>
+              </w:rPr>
+              <w:t>16</w:t>
+            </w:r>
+            <w:r>
+              <w:rPr>
+                <w:noProof/>
+                <w:webHidden/>
+              </w:rPr>
+              <w:fldChar w:fldCharType="end"/>
+            </w:r>
+          </w:hyperlink>
+        </w:p>
+        <w:p>
+          <w:pPr>
+            <w:pStyle w:val="Spistreci1"/>
+            <w:tabs>
+              <w:tab w:val="right" w:leader="dot" w:pos="9062"/>
+            </w:tabs>
+            <w:rPr>
+              <w:noProof/>
+              <w:kern w:val="2"/>
+              <w:sz w:val="24"/>
+              <w:szCs w:val="24"/>
+              <w14:ligatures w14:val="standardContextual"/>
+            </w:rPr>
+          </w:pPr>
+          <w:hyperlink w:anchor="_Toc215605836" w:history="1">
+            <w:r>
+              <w:rPr>
+                <w:rStyle w:val="Hipercze"/>
+                <w:noProof/>
+              </w:rPr>
+              <w:t>IX poziom TLR – gotowość komercyjna</w:t>
+            </w:r>
+            <w:r>
+              <w:rPr>
+                <w:noProof/>
+                <w:webHidden/>
+              </w:rPr>
+              <w:tab/>
+            </w:r>
+            <w:r>
+              <w:rPr>
+                <w:noProof/>
+                <w:webHidden/>
+              </w:rPr>
+              <w:fldChar w:fldCharType="begin"/>
+            </w:r>
+            <w:r>
+              <w:rPr>
+                <w:noProof/>
+                <w:webHidden/>
+              </w:rPr>
+              <w:instrText xml:space="preserve"> PAGEREF _Toc215605836 \h </w:instrText>
+            </w:r>
+            <w:r>
+              <w:rPr>
+                <w:noProof/>
+                <w:webHidden/>
+              </w:rPr>
+            </w:r>
+            <w:r>
+              <w:rPr>
+                <w:noProof/>
+                <w:webHidden/>
+              </w:rPr>
+              <w:fldChar w:fldCharType="separate"/>
+            </w:r>
+            <w:r>
+              <w:rPr>
+                <w:noProof/>
+                <w:webHidden/>
+              </w:rPr>
+              <w:t>16</w:t>
+            </w:r>
+            <w:r>
+              <w:rPr>
+                <w:noProof/>
+                <w:webHidden/>
+              </w:rPr>
+              <w:fldChar w:fldCharType="end"/>
+            </w:r>
+          </w:hyperlink>
+        </w:p>
+        <w:p>
+          <w:pPr>
+            <w:pStyle w:val="Spistreci2"/>
+            <w:tabs>
+              <w:tab w:val="right" w:leader="dot" w:pos="9062"/>
+            </w:tabs>
+            <w:rPr>
+              <w:noProof/>
+              <w:kern w:val="2"/>
+              <w:sz w:val="24"/>
+              <w:szCs w:val="24"/>
+              <w14:ligatures w14:val="standardContextual"/>
+            </w:rPr>
+          </w:pPr>
+          <w:hyperlink w:anchor="_Toc215605837" w:history="1">
+            <w:r>
+              <w:rPr>
+                <w:rStyle w:val="Hipercze"/>
+                <w:noProof/>
+              </w:rPr>
+              <w:t>I. Zakres prac:</w:t>
+            </w:r>
+            <w:r>
+              <w:rPr>
+                <w:noProof/>
+                <w:webHidden/>
+              </w:rPr>
+              <w:tab/>
+            </w:r>
+            <w:r>
+              <w:rPr>
+                <w:noProof/>
+                <w:webHidden/>
+              </w:rPr>
+              <w:fldChar w:fldCharType="begin"/>
+            </w:r>
+            <w:r>
+              <w:rPr>
+                <w:noProof/>
+                <w:webHidden/>
+              </w:rPr>
+              <w:instrText xml:space="preserve"> PAGEREF _Toc215605837 \h </w:instrText>
+            </w:r>
+            <w:r>
+              <w:rPr>
+                <w:noProof/>
+                <w:webHidden/>
+              </w:rPr>
+            </w:r>
+            <w:r>
+              <w:rPr>
+                <w:noProof/>
+                <w:webHidden/>
+              </w:rPr>
+              <w:fldChar w:fldCharType="separate"/>
+            </w:r>
+            <w:r>
+              <w:rPr>
+                <w:noProof/>
+                <w:webHidden/>
+              </w:rPr>
+              <w:t>16</w:t>
+            </w:r>
+            <w:r>
+              <w:rPr>
+                <w:noProof/>
+                <w:webHidden/>
+              </w:rPr>
+              <w:fldChar w:fldCharType="end"/>
+            </w:r>
+          </w:hyperlink>
+        </w:p>
+        <w:p>
+          <w:pPr>
+            <w:pStyle w:val="Spistreci2"/>
+            <w:tabs>
+              <w:tab w:val="right" w:leader="dot" w:pos="9062"/>
+            </w:tabs>
+            <w:rPr>
+              <w:noProof/>
+              <w:kern w:val="2"/>
+              <w:sz w:val="24"/>
+              <w:szCs w:val="24"/>
+              <w14:ligatures w14:val="standardContextual"/>
+            </w:rPr>
+          </w:pPr>
+          <w:hyperlink w:anchor="_Toc215605838" w:history="1">
+            <w:r>
+              <w:rPr>
+                <w:rStyle w:val="Hipercze"/>
+                <w:noProof/>
+              </w:rPr>
+              <w:t>II. Efekt końcowy:</w:t>
+            </w:r>
+            <w:r>
+              <w:rPr>
+                <w:noProof/>
+                <w:webHidden/>
+              </w:rPr>
+              <w:tab/>
+            </w:r>
+            <w:r>
+              <w:rPr>
+                <w:noProof/>
+                <w:webHidden/>
+              </w:rPr>
+              <w:fldChar w:fldCharType="begin"/>
+            </w:r>
+            <w:r>
+              <w:rPr>
+                <w:noProof/>
+                <w:webHidden/>
+              </w:rPr>
+              <w:instrText xml:space="preserve"> PAGEREF _Toc215605838 \h </w:instrText>
+            </w:r>
+            <w:r>
+              <w:rPr>
+                <w:noProof/>
+                <w:webHidden/>
+              </w:rPr>
+            </w:r>
+            <w:r>
+              <w:rPr>
+                <w:noProof/>
+                <w:webHidden/>
+              </w:rPr>
+              <w:fldChar w:fldCharType="separate"/>
+            </w:r>
+            <w:r>
+              <w:rPr>
+                <w:noProof/>
+                <w:webHidden/>
+              </w:rPr>
+              <w:t>17</w:t>
+            </w:r>
+            <w:r>
+              <w:rPr>
+                <w:noProof/>
+                <w:webHidden/>
+              </w:rPr>
+              <w:fldChar w:fldCharType="end"/>
+            </w:r>
+          </w:hyperlink>
+        </w:p>
+        <w:p>
+          <w:pPr>
+            <w:pStyle w:val="Spistreci1"/>
+            <w:tabs>
+              <w:tab w:val="right" w:leader="dot" w:pos="9062"/>
+            </w:tabs>
+            <w:rPr>
+              <w:noProof/>
+              <w:kern w:val="2"/>
+              <w:sz w:val="24"/>
+              <w:szCs w:val="24"/>
+              <w14:ligatures w14:val="standardContextual"/>
+            </w:rPr>
+          </w:pPr>
+          <w:hyperlink w:anchor="_Toc215605839" w:history="1">
+            <w:r>
+              <w:rPr>
+                <w:rStyle w:val="Hipercze"/>
+                <w:rFonts w:eastAsia="Calibri"/>
+                <w:noProof/>
+              </w:rPr>
+              <w:t>Doświadczenie członków zespołu</w:t>
+            </w:r>
+            <w:r>
+              <w:rPr>
+                <w:noProof/>
+                <w:webHidden/>
+              </w:rPr>
+              <w:tab/>
+            </w:r>
+            <w:r>
+              <w:rPr>
+                <w:noProof/>
+                <w:webHidden/>
+              </w:rPr>
+              <w:fldChar w:fldCharType="begin"/>
+            </w:r>
+            <w:r>
+              <w:rPr>
+                <w:noProof/>
+                <w:webHidden/>
+              </w:rPr>
+              <w:instrText xml:space="preserve"> PAGEREF _Toc215605839 \h </w:instrText>
+            </w:r>
+            <w:r>
+              <w:rPr>
+                <w:noProof/>
+                <w:webHidden/>
+              </w:rPr>
+            </w:r>
+            <w:r>
+              <w:rPr>
+                <w:noProof/>
+                <w:webHidden/>
+              </w:rPr>
+              <w:fldChar w:fldCharType="separate"/>
+            </w:r>
+            <w:r>
+              <w:rPr>
+                <w:noProof/>
+                <w:webHidden/>
+              </w:rPr>
+              <w:t>17</w:t>
+            </w:r>
+            <w:r>
+              <w:rPr>
+                <w:noProof/>
+                <w:webHidden/>
+              </w:rPr>
+              <w:fldChar w:fldCharType="end"/>
+            </w:r>
+          </w:hyperlink>
+        </w:p>
+        <w:p>
+          <w:pPr>
+            <w:pStyle w:val="Spistreci2"/>
+            <w:tabs>
+              <w:tab w:val="right" w:leader="dot" w:pos="9062"/>
+            </w:tabs>
+            <w:rPr>
+              <w:noProof/>
+              <w:kern w:val="2"/>
+              <w:sz w:val="24"/>
+              <w:szCs w:val="24"/>
+              <w14:ligatures w14:val="standardContextual"/>
+            </w:rPr>
+          </w:pPr>
+          <w:hyperlink w:anchor="_Toc215605840" w:history="1">
+            <w:r>
+              <w:rPr>
+                <w:rStyle w:val="Hipercze"/>
+                <w:rFonts w:eastAsia="Calibri"/>
+                <w:noProof/>
+              </w:rPr>
+              <w:t>Borys Pakosz</w:t>
+            </w:r>
+            <w:r>
+              <w:rPr>
+                <w:noProof/>
+                <w:webHidden/>
+              </w:rPr>
+              <w:tab/>
+            </w:r>
+            <w:r>
+              <w:rPr>
+                <w:noProof/>
+                <w:webHidden/>
+              </w:rPr>
+              <w:fldChar w:fldCharType="begin"/>
+            </w:r>
+            <w:r>
+              <w:rPr>
+                <w:noProof/>
+                <w:webHidden/>
+              </w:rPr>
+              <w:instrText xml:space="preserve"> PAGEREF _Toc215605840 \h </w:instrText>
+            </w:r>
+            <w:r>
+              <w:rPr>
+                <w:noProof/>
+                <w:webHidden/>
+              </w:rPr>
+            </w:r>
+            <w:r>
+              <w:rPr>
+                <w:noProof/>
+                <w:webHidden/>
+              </w:rPr>
+              <w:fldChar w:fldCharType="separate"/>
+            </w:r>
+            <w:r>
+              <w:rPr>
+                <w:noProof/>
+                <w:webHidden/>
+              </w:rPr>
+              <w:t>17</w:t>
+            </w:r>
+            <w:r>
+              <w:rPr>
+                <w:noProof/>
+                <w:webHidden/>
+              </w:rPr>
+              <w:fldChar w:fldCharType="end"/>
+            </w:r>
+          </w:hyperlink>
+        </w:p>
+        <w:p>
+          <w:pPr>
+            <w:pStyle w:val="Spistreci2"/>
+            <w:tabs>
+              <w:tab w:val="right" w:leader="dot" w:pos="9062"/>
+            </w:tabs>
+            <w:rPr>
+              <w:noProof/>
+              <w:kern w:val="2"/>
+              <w:sz w:val="24"/>
+              <w:szCs w:val="24"/>
+              <w14:ligatures w14:val="standardContextual"/>
+            </w:rPr>
+          </w:pPr>
+          <w:hyperlink w:anchor="_Toc215605841" w:history="1">
+            <w:r>
+              <w:rPr>
+                <w:rStyle w:val="Hipercze"/>
+                <w:noProof/>
+              </w:rPr>
+              <w:t>Przewodowski Łukasz</w:t>
+            </w:r>
+            <w:r>
+              <w:rPr>
+                <w:noProof/>
+                <w:webHidden/>
+              </w:rPr>
+              <w:tab/>
+            </w:r>
+            <w:r>
+              <w:rPr>
+                <w:noProof/>
+                <w:webHidden/>
+              </w:rPr>
+              <w:fldChar w:fldCharType="begin"/>
+            </w:r>
+            <w:r>
+              <w:rPr>
+                <w:noProof/>
+                <w:webHidden/>
+              </w:rPr>
+              <w:instrText xml:space="preserve"> PAGEREF _Toc215605841 \h </w:instrText>
+            </w:r>
+            <w:r>
+              <w:rPr>
+                <w:noProof/>
+                <w:webHidden/>
+              </w:rPr>
+            </w:r>
+            <w:r>
+              <w:rPr>
+                <w:noProof/>
+                <w:webHidden/>
+              </w:rPr>
+              <w:fldChar w:fldCharType="separate"/>
+            </w:r>
+            <w:r>
+              <w:rPr>
+                <w:noProof/>
+                <w:webHidden/>
+              </w:rPr>
+              <w:t>17</w:t>
+            </w:r>
+            <w:r>
+              <w:rPr>
+                <w:noProof/>
+                <w:webHidden/>
+              </w:rPr>
+              <w:fldChar w:fldCharType="end"/>
+            </w:r>
+          </w:hyperlink>
+        </w:p>
+        <w:p>
+          <w:pPr>
+            <w:pStyle w:val="Spistreci2"/>
+            <w:tabs>
+              <w:tab w:val="right" w:leader="dot" w:pos="9062"/>
+            </w:tabs>
+            <w:rPr>
+              <w:noProof/>
+              <w:kern w:val="2"/>
+              <w:sz w:val="24"/>
+              <w:szCs w:val="24"/>
+              <w14:ligatures w14:val="standardContextual"/>
+            </w:rPr>
+          </w:pPr>
+          <w:hyperlink w:anchor="_Toc215605842" w:history="1">
+            <w:r>
+              <w:rPr>
+                <w:rStyle w:val="Hipercze"/>
+                <w:noProof/>
+              </w:rPr>
+              <w:t>Marcel Szeluga</w:t>
+            </w:r>
+            <w:r>
+              <w:rPr>
+                <w:noProof/>
+                <w:webHidden/>
+              </w:rPr>
+              <w:tab/>
+            </w:r>
+            <w:r>
+              <w:rPr>
+                <w:noProof/>
+                <w:webHidden/>
+              </w:rPr>
+              <w:fldChar w:fldCharType="begin"/>
+            </w:r>
+            <w:r>
+              <w:rPr>
+                <w:noProof/>
+                <w:webHidden/>
+              </w:rPr>
+              <w:instrText xml:space="preserve"> PAGEREF _Toc215605842 \h </w:instrText>
+            </w:r>
+            <w:r>
+              <w:rPr>
+                <w:noProof/>
+                <w:webHidden/>
+              </w:rPr>
+            </w:r>
+            <w:r>
+              <w:rPr>
+                <w:noProof/>
+                <w:webHidden/>
+              </w:rPr>
+              <w:fldChar w:fldCharType="separate"/>
+            </w:r>
+            <w:r>
+              <w:rPr>
+                <w:noProof/>
+                <w:webHidden/>
+              </w:rPr>
+              <w:t>18</w:t>
+            </w:r>
+            <w:r>
+              <w:rPr>
+                <w:noProof/>
+                <w:webHidden/>
+              </w:rPr>
+              <w:fldChar w:fldCharType="end"/>
+            </w:r>
+          </w:hyperlink>
+        </w:p>
+        <w:p>
+          <w:pPr>
+            <w:pStyle w:val="Spistreci1"/>
+            <w:tabs>
+              <w:tab w:val="right" w:leader="dot" w:pos="9062"/>
+            </w:tabs>
+            <w:rPr>
+              <w:noProof/>
+              <w:kern w:val="2"/>
+              <w:sz w:val="24"/>
+              <w:szCs w:val="24"/>
+              <w14:ligatures w14:val="standardContextual"/>
+            </w:rPr>
+          </w:pPr>
+          <w:hyperlink w:anchor="_Toc215605843" w:history="1">
+            <w:r>
+              <w:rPr>
+                <w:rStyle w:val="Hipercze"/>
+                <w:noProof/>
+              </w:rPr>
+              <w:t>Cash Flow</w:t>
+            </w:r>
+            <w:r>
+              <w:rPr>
+                <w:noProof/>
+                <w:webHidden/>
+              </w:rPr>
+              <w:tab/>
+            </w:r>
+            <w:r>
+              <w:rPr>
+                <w:noProof/>
+                <w:webHidden/>
+              </w:rPr>
+              <w:fldChar w:fldCharType="begin"/>
+            </w:r>
+            <w:r>
+              <w:rPr>
+                <w:noProof/>
+                <w:webHidden/>
+              </w:rPr>
+              <w:instrText xml:space="preserve"> PAGEREF _Toc215605843 \h </w:instrText>
+            </w:r>
+            <w:r>
+              <w:rPr>
+                <w:noProof/>
+                <w:webHidden/>
+              </w:rPr>
+            </w:r>
+            <w:r>
+              <w:rPr>
+                <w:noProof/>
+                <w:webHidden/>
+              </w:rPr>
+              <w:fldChar w:fldCharType="separate"/>
+            </w:r>
+            <w:r>
+              <w:rPr>
+                <w:noProof/>
+                <w:webHidden/>
+              </w:rPr>
+              <w:t>19</w:t>
+            </w:r>
+            <w:r>
+              <w:rPr>
+                <w:noProof/>
+                <w:webHidden/>
+              </w:rPr>
+              <w:fldChar w:fldCharType="end"/>
+            </w:r>
+          </w:hyperlink>
+        </w:p>
+        <w:p>
+          <w:pPr>
+            <w:pStyle w:val="Spistreci2"/>
+            <w:tabs>
+              <w:tab w:val="right" w:leader="dot" w:pos="9062"/>
+            </w:tabs>
+            <w:rPr>
+              <w:noProof/>
+              <w:kern w:val="2"/>
+              <w:sz w:val="24"/>
+              <w:szCs w:val="24"/>
+              <w14:ligatures w14:val="standardContextual"/>
+            </w:rPr>
+          </w:pPr>
+          <w:hyperlink w:anchor="_Toc215605844" w:history="1">
+            <w:r>
+              <w:rPr>
+                <w:rStyle w:val="Hipercze"/>
+                <w:noProof/>
+              </w:rPr>
+              <w:t>Ilość sprzedanych aplikacji</w:t>
+            </w:r>
+            <w:r>
+              <w:rPr>
+                <w:noProof/>
+                <w:webHidden/>
+              </w:rPr>
+              <w:tab/>
+            </w:r>
+            <w:r>
+              <w:rPr>
+                <w:noProof/>
+                <w:webHidden/>
+              </w:rPr>
+              <w:fldChar w:fldCharType="begin"/>
+            </w:r>
+            <w:r>
+              <w:rPr>
+                <w:noProof/>
+                <w:webHidden/>
+              </w:rPr>
+              <w:instrText xml:space="preserve"> PAGEREF _Toc215605844 \h </w:instrText>
+            </w:r>
+            <w:r>
+              <w:rPr>
+                <w:noProof/>
+                <w:webHidden/>
+              </w:rPr>
+            </w:r>
+            <w:r>
+              <w:rPr>
+                <w:noProof/>
+                <w:webHidden/>
+              </w:rPr>
+              <w:fldChar w:fldCharType="separate"/>
+            </w:r>
+            <w:r>
+              <w:rPr>
+                <w:noProof/>
+                <w:webHidden/>
+              </w:rPr>
+              <w:t>20</w:t>
+            </w:r>
+            <w:r>
+              <w:rPr>
+                <w:noProof/>
+                <w:webHidden/>
+              </w:rPr>
+              <w:fldChar w:fldCharType="end"/>
+            </w:r>
+          </w:hyperlink>
+        </w:p>
+        <w:p>
+          <w:pPr>
+            <w:pStyle w:val="Spistreci2"/>
+            <w:tabs>
+              <w:tab w:val="right" w:leader="dot" w:pos="9062"/>
+            </w:tabs>
+            <w:rPr>
+              <w:noProof/>
+              <w:kern w:val="2"/>
+              <w:sz w:val="24"/>
+              <w:szCs w:val="24"/>
+              <w14:ligatures w14:val="standardContextual"/>
+            </w:rPr>
+          </w:pPr>
+          <w:hyperlink w:anchor="_Toc215605845" w:history="1">
+            <w:r>
+              <w:rPr>
+                <w:rStyle w:val="Hipercze"/>
+                <w:noProof/>
+              </w:rPr>
+              <w:t>Koszty Stałe</w:t>
+            </w:r>
+            <w:r>
+              <w:rPr>
+                <w:noProof/>
+                <w:webHidden/>
+              </w:rPr>
+              <w:tab/>
+            </w:r>
+            <w:r>
+              <w:rPr>
+                <w:noProof/>
+                <w:webHidden/>
+              </w:rPr>
+              <w:fldChar w:fldCharType="begin"/>
+            </w:r>
+            <w:r>
+              <w:rPr>
+                <w:noProof/>
+                <w:webHidden/>
+              </w:rPr>
+              <w:instrText xml:space="preserve"> PAGEREF _Toc215605845 \h </w:instrText>
+            </w:r>
+            <w:r>
+              <w:rPr>
+                <w:noProof/>
+                <w:webHidden/>
+              </w:rPr>
+            </w:r>
+            <w:r>
+              <w:rPr>
+                <w:noProof/>
+                <w:webHidden/>
+              </w:rPr>
+              <w:fldChar w:fldCharType="separate"/>
+            </w:r>
+            <w:r>
+              <w:rPr>
+                <w:noProof/>
+                <w:webHidden/>
+              </w:rPr>
+              <w:t>21</w:t>
+            </w:r>
+            <w:r>
+              <w:rPr>
+                <w:noProof/>
+                <w:webHidden/>
+              </w:rPr>
+              <w:fldChar w:fldCharType="end"/>
+            </w:r>
+          </w:hyperlink>
+        </w:p>
+        <w:p>
+          <w:pPr>
+            <w:pStyle w:val="Spistreci2"/>
+            <w:tabs>
+              <w:tab w:val="right" w:leader="dot" w:pos="9062"/>
+            </w:tabs>
+            <w:rPr>
+              <w:noProof/>
+              <w:kern w:val="2"/>
+              <w:sz w:val="24"/>
+              <w:szCs w:val="24"/>
+              <w14:ligatures w14:val="standardContextual"/>
+            </w:rPr>
+          </w:pPr>
+          <w:hyperlink w:anchor="_Toc215605846" w:history="1">
+            <w:r>
+              <w:rPr>
+                <w:rStyle w:val="Hipercze"/>
+                <w:noProof/>
+              </w:rPr>
+              <w:t>Koszty jednorazowe</w:t>
+            </w:r>
+            <w:r>
+              <w:rPr>
+                <w:noProof/>
+                <w:webHidden/>
+              </w:rPr>
+              <w:tab/>
+            </w:r>
+            <w:r>
+              <w:rPr>
+                <w:noProof/>
+                <w:webHidden/>
+              </w:rPr>
+              <w:fldChar w:fldCharType="begin"/>
+            </w:r>
+            <w:r>
+              <w:rPr>
+                <w:noProof/>
+                <w:webHidden/>
+              </w:rPr>
+              <w:instrText xml:space="preserve"> PAGEREF _Toc215605846 \h </w:instrText>
+            </w:r>
+            <w:r>
+              <w:rPr>
+                <w:noProof/>
+                <w:webHidden/>
+              </w:rPr>
+            </w:r>
+            <w:r>
+              <w:rPr>
+                <w:noProof/>
+                <w:webHidden/>
+              </w:rPr>
+              <w:fldChar w:fldCharType="separate"/>
+            </w:r>
+            <w:r>
+              <w:rPr>
+                <w:noProof/>
+                <w:webHidden/>
+              </w:rPr>
+              <w:t>24</w:t>
+            </w:r>
+            <w:r>
+              <w:rPr>
+                <w:noProof/>
+                <w:webHidden/>
+              </w:rPr>
+              <w:fldChar w:fldCharType="end"/>
+            </w:r>
+          </w:hyperlink>
+        </w:p>
+        <w:p>
+          <w:pPr>
+            <w:pStyle w:val="Spistreci2"/>
+            <w:tabs>
+              <w:tab w:val="right" w:leader="dot" w:pos="9062"/>
+            </w:tabs>
+            <w:rPr>
+              <w:noProof/>
+              <w:kern w:val="2"/>
+              <w:sz w:val="24"/>
+              <w:szCs w:val="24"/>
+              <w14:ligatures w14:val="standardContextual"/>
+            </w:rPr>
+          </w:pPr>
+          <w:hyperlink w:anchor="_Toc215605847" w:history="1">
+            <w:r>
+              <w:rPr>
+                <w:rStyle w:val="Hipercze"/>
+                <w:noProof/>
+              </w:rPr>
+              <w:t>Cashflow</w:t>
+            </w:r>
+            <w:r>
+              <w:rPr>
+                <w:noProof/>
+                <w:webHidden/>
+              </w:rPr>
+              <w:tab/>
+            </w:r>
+            <w:r>
+              <w:rPr>
+                <w:noProof/>
+                <w:webHidden/>
+              </w:rPr>
+              <w:fldChar w:fldCharType="begin"/>
+            </w:r>
+            <w:r>
+              <w:rPr>
+                <w:noProof/>
+                <w:webHidden/>
+              </w:rPr>
+              <w:instrText xml:space="preserve"> PAGEREF _Toc215605847 \h </w:instrText>
+            </w:r>
+            <w:r>
+              <w:rPr>
+                <w:noProof/>
+                <w:webHidden/>
+              </w:rPr>
+            </w:r>
+            <w:r>
+              <w:rPr>
+                <w:noProof/>
+                <w:webHidden/>
+              </w:rPr>
+              <w:fldChar w:fldCharType="separate"/>
+            </w:r>
+            <w:r>
+              <w:rPr>
+                <w:noProof/>
+                <w:webHidden/>
+              </w:rPr>
+              <w:t>25</w:t>
             </w:r>
             <w:r>
               <w:rPr>
@@ -6205,12 +8738,6 @@
         <w:p/>
         <w:p/>
         <w:p/>
-        <w:p/>
-        <w:p/>
-        <w:p/>
-        <w:p/>
-        <w:p/>
-        <w:p/>
       </w:sdtContent>
     </w:sdt>
     <w:p>
@@ -6220,11 +8747,12 @@
           <w:rFonts w:eastAsia="Aptos"/>
         </w:rPr>
       </w:pPr>
-      <w:bookmarkStart w:id="0" w:name="_Toc214128116"/>
+      <w:bookmarkStart w:id="0" w:name="_Toc215605785"/>
       <w:r>
         <w:rPr>
           <w:rFonts w:eastAsia="Aptos"/>
         </w:rPr>
+        <w:lastRenderedPageBreak/>
         <w:t>I Poziom TLR</w:t>
       </w:r>
       <w:bookmarkEnd w:id="0"/>
@@ -6258,7 +8786,43 @@
           <w:sz w:val="22"/>
           <w:szCs w:val="22"/>
         </w:rPr>
-        <w:t>Wraz z dynamicznym rozwojem  generatywnej sztucznej inteligencji, w tym modeli takich jak Sora od OpenAI czy Nano Banana od Google, coraz trudniej odró</w:t>
+        <w:t xml:space="preserve">Wraz z dynamicznym rozwojem  generatywnej sztucznej inteligencji, w tym modeli takich jak </w:t>
+      </w:r>
+      <w:proofErr w:type="spellStart"/>
+      <w:r>
+        <w:rPr>
+          <w:rFonts w:eastAsia="Aptos" w:cs="Aptos"/>
+          <w:sz w:val="22"/>
+          <w:szCs w:val="22"/>
+        </w:rPr>
+        <w:t>Sora</w:t>
+      </w:r>
+      <w:proofErr w:type="spellEnd"/>
+      <w:r>
+        <w:rPr>
+          <w:rFonts w:eastAsia="Aptos" w:cs="Aptos"/>
+          <w:sz w:val="22"/>
+          <w:szCs w:val="22"/>
+        </w:rPr>
+        <w:t xml:space="preserve"> od </w:t>
+      </w:r>
+      <w:proofErr w:type="spellStart"/>
+      <w:r>
+        <w:rPr>
+          <w:rFonts w:eastAsia="Aptos" w:cs="Aptos"/>
+          <w:sz w:val="22"/>
+          <w:szCs w:val="22"/>
+        </w:rPr>
+        <w:t>OpenAI</w:t>
+      </w:r>
+      <w:proofErr w:type="spellEnd"/>
+      <w:r>
+        <w:rPr>
+          <w:rFonts w:eastAsia="Aptos" w:cs="Aptos"/>
+          <w:sz w:val="22"/>
+          <w:szCs w:val="22"/>
+        </w:rPr>
+        <w:t xml:space="preserve"> czy Nano Banana od Google, coraz trudniej odró</w:t>
       </w:r>
       <w:r>
         <w:rPr>
@@ -6386,7 +8950,25 @@
           <w:sz w:val="22"/>
           <w:szCs w:val="22"/>
         </w:rPr>
-        <w:t>adowo, deepfake’i nagranie wideo polityków w sytuacjach, których nigdy nie prze</w:t>
+        <w:t xml:space="preserve">adowo, </w:t>
+      </w:r>
+      <w:proofErr w:type="spellStart"/>
+      <w:r>
+        <w:rPr>
+          <w:rFonts w:eastAsia="Aptos" w:cs="Aptos"/>
+          <w:sz w:val="22"/>
+          <w:szCs w:val="22"/>
+        </w:rPr>
+        <w:t>deepfake’i</w:t>
+      </w:r>
+      <w:proofErr w:type="spellEnd"/>
+      <w:r>
+        <w:rPr>
+          <w:rFonts w:eastAsia="Aptos" w:cs="Aptos"/>
+          <w:sz w:val="22"/>
+          <w:szCs w:val="22"/>
+        </w:rPr>
+        <w:t xml:space="preserve"> nagranie wideo polityków w sytuacjach, których nigdy nie prze</w:t>
       </w:r>
       <w:r>
         <w:rPr>
@@ -6700,7 +9282,7 @@
           <w:rFonts w:eastAsia="Aptos"/>
         </w:rPr>
       </w:pPr>
-      <w:bookmarkStart w:id="1" w:name="_Toc214128117"/>
+      <w:bookmarkStart w:id="1" w:name="_Toc215605786"/>
       <w:r>
         <w:rPr>
           <w:rFonts w:eastAsia="Aptos"/>
@@ -6772,7 +9354,7 @@
           <w:rFonts w:eastAsia="Calibri"/>
         </w:rPr>
       </w:pPr>
-      <w:bookmarkStart w:id="2" w:name="_Toc214128118"/>
+      <w:bookmarkStart w:id="2" w:name="_Toc215605787"/>
       <w:r>
         <w:rPr>
           <w:rFonts w:ascii="Aptos" w:eastAsia="Aptos" w:hAnsi="Aptos" w:cs="Aptos"/>
@@ -6805,7 +9387,6 @@
           <w:sz w:val="22"/>
           <w:szCs w:val="22"/>
         </w:rPr>
-        <w:lastRenderedPageBreak/>
         <w:t>Naszym g</w:t>
       </w:r>
       <w:r>
@@ -6846,7 +9427,25 @@
           <w:sz w:val="22"/>
           <w:szCs w:val="22"/>
         </w:rPr>
-        <w:t>łoby się z mediami społecznościowymi takimi jak Facebook, X czy Tiktok. Przeglądając media społecznościowe idzie  natrafić się na komentarze typu „Czy to naprawdę” , „Czy on naprawdę to zrobił/powiedział”. Osoby piszące takie komentarze nie są po prostu świadomi aktualnych możliwości technologicznych. Nasze rozszerzenie w czasie rzeczywistym, analizowałoby przeglądane przez użytkownika treści i w momencie natrafienia na materiał, kt</w:t>
+        <w:t xml:space="preserve">łoby się z mediami społecznościowymi takimi jak Facebook, X czy </w:t>
+      </w:r>
+      <w:proofErr w:type="spellStart"/>
+      <w:r>
+        <w:rPr>
+          <w:rFonts w:asciiTheme="majorHAnsi" w:eastAsia="Calibri" w:hAnsiTheme="majorHAnsi" w:cs="Calibri"/>
+          <w:sz w:val="22"/>
+          <w:szCs w:val="22"/>
+        </w:rPr>
+        <w:t>Tiktok</w:t>
+      </w:r>
+      <w:proofErr w:type="spellEnd"/>
+      <w:r>
+        <w:rPr>
+          <w:rFonts w:asciiTheme="majorHAnsi" w:eastAsia="Calibri" w:hAnsiTheme="majorHAnsi" w:cs="Calibri"/>
+          <w:sz w:val="22"/>
+          <w:szCs w:val="22"/>
+        </w:rPr>
+        <w:t>. Przeglądając media społecznościowe idzie  natrafić się na komentarze typu „Czy to naprawdę” , „Czy on naprawdę to zrobił/powiedział”. Osoby piszące takie komentarze nie są po prostu świadomi aktualnych możliwości technologicznych. Nasze rozszerzenie w czasie rzeczywistym, analizowałoby przeglądane przez użytkownika treści i w momencie natrafienia na materiał, kt</w:t>
       </w:r>
       <w:r>
         <w:rPr>
@@ -6896,11 +9495,12 @@
           <w:rFonts w:eastAsia="Aptos"/>
         </w:rPr>
       </w:pPr>
-      <w:bookmarkStart w:id="3" w:name="_Toc214128119"/>
+      <w:bookmarkStart w:id="3" w:name="_Toc215605788"/>
       <w:r>
         <w:rPr>
           <w:rFonts w:eastAsia="Aptos"/>
         </w:rPr>
+        <w:lastRenderedPageBreak/>
         <w:t>2. Ochrona w</w:t>
       </w:r>
       <w:r>
@@ -6992,7 +9592,25 @@
           <w:sz w:val="22"/>
           <w:szCs w:val="22"/>
         </w:rPr>
-        <w:t>ści mogliby "rejestrować" swoje prace, tworząc dla nich cyfrowy certyfikat autentyczności i unikalny "odcisk" ich stylu. Następnie nasz algorytm monitorowałby internet, analizując nowo powstałe obrazy AI. Gdyby wykrył, że dany obraz został wygenerowany w oparciu o styl zarejestrowanego artysty, </w:t>
+        <w:t xml:space="preserve">ści mogliby "rejestrować" swoje prace, tworząc dla nich cyfrowy certyfikat autentyczności i unikalny "odcisk" ich stylu. Następnie nasz algorytm monitorowałby </w:t>
+      </w:r>
+      <w:proofErr w:type="spellStart"/>
+      <w:r>
+        <w:rPr>
+          <w:rFonts w:eastAsia="Calibri" w:cs="Calibri"/>
+          <w:sz w:val="22"/>
+          <w:szCs w:val="22"/>
+        </w:rPr>
+        <w:t>internet</w:t>
+      </w:r>
+      <w:proofErr w:type="spellEnd"/>
+      <w:r>
+        <w:rPr>
+          <w:rFonts w:eastAsia="Calibri" w:cs="Calibri"/>
+          <w:sz w:val="22"/>
+          <w:szCs w:val="22"/>
+        </w:rPr>
+        <w:t>, analizując nowo powstałe obrazy AI. Gdyby wykrył, że dany obraz został wygenerowany w oparciu o styl zarejestrowanego artysty, </w:t>
       </w:r>
       <w:r>
         <w:rPr>
@@ -7077,7 +9695,7 @@
           <w:rFonts w:ascii="Calibri" w:eastAsia="Calibri" w:hAnsi="Calibri" w:cs="Calibri"/>
         </w:rPr>
       </w:pPr>
-      <w:bookmarkStart w:id="4" w:name="_Toc214128120"/>
+      <w:bookmarkStart w:id="4" w:name="_Toc215605789"/>
       <w:r>
         <w:rPr>
           <w:rFonts w:eastAsia="Aptos"/>
@@ -7168,14 +9786,22 @@
           <w:rFonts w:eastAsia="Calibri"/>
         </w:rPr>
       </w:pPr>
-      <w:bookmarkStart w:id="5" w:name="_Toc214128121"/>
+      <w:bookmarkStart w:id="5" w:name="_Toc215605790"/>
       <w:r>
         <w:rPr>
           <w:rFonts w:eastAsia="Calibri"/>
         </w:rPr>
-        <w:t>4. Narzędzie dla Dziennikarzy i Fact-checkerów</w:t>
+        <w:t xml:space="preserve">4. Narzędzie dla Dziennikarzy i </w:t>
+      </w:r>
+      <w:proofErr w:type="spellStart"/>
+      <w:r>
+        <w:rPr>
+          <w:rFonts w:eastAsia="Calibri"/>
+        </w:rPr>
+        <w:t>Fact-checkerów</w:t>
       </w:r>
       <w:bookmarkEnd w:id="5"/>
+      <w:proofErr w:type="spellEnd"/>
     </w:p>
     <w:p/>
     <w:p>
@@ -7221,12 +9847,11 @@
           <w:rFonts w:eastAsia="Calibri"/>
         </w:rPr>
       </w:pPr>
-      <w:bookmarkStart w:id="6" w:name="_Toc214128122"/>
+      <w:bookmarkStart w:id="6" w:name="_Toc215605791"/>
       <w:r>
         <w:rPr>
           <w:rFonts w:eastAsia="Calibri"/>
         </w:rPr>
-        <w:lastRenderedPageBreak/>
         <w:t>5. Bezpieczeństwo w Aplikacjach Randkowych</w:t>
       </w:r>
       <w:bookmarkEnd w:id="6"/>
@@ -7249,7 +9874,25 @@
           <w:sz w:val="22"/>
           <w:szCs w:val="22"/>
         </w:rPr>
-        <w:t>Równocześnie proponujemy integrację naszego systemu weryfikacji zdjęć profilowych z aplikacjami randkowymi. Nasza technologia umożliwi identyfikację fałszywych kont i "catfishingu", znacząco podnosząc poziom bezpieczeństwa użytkowników platform randkowych.</w:t>
+        <w:t>Równocześnie proponujemy integrację naszego systemu weryfikacji zdjęć profilowych z aplikacjami randkowymi. Nasza technologia umożliwi identyfikację fałszywych kont i "</w:t>
+      </w:r>
+      <w:proofErr w:type="spellStart"/>
+      <w:r>
+        <w:rPr>
+          <w:rFonts w:eastAsia="Calibri" w:cs="Calibri"/>
+          <w:sz w:val="22"/>
+          <w:szCs w:val="22"/>
+        </w:rPr>
+        <w:t>catfishingu</w:t>
+      </w:r>
+      <w:proofErr w:type="spellEnd"/>
+      <w:r>
+        <w:rPr>
+          <w:rFonts w:eastAsia="Calibri" w:cs="Calibri"/>
+          <w:sz w:val="22"/>
+          <w:szCs w:val="22"/>
+        </w:rPr>
+        <w:t>", znacząco podnosząc poziom bezpieczeństwa użytkowników platform randkowych.</w:t>
       </w:r>
     </w:p>
     <w:p>
@@ -7259,7 +9902,7 @@
           <w:rFonts w:eastAsia="Calibri"/>
         </w:rPr>
       </w:pPr>
-      <w:bookmarkStart w:id="7" w:name="_Toc214128123"/>
+      <w:bookmarkStart w:id="7" w:name="_Toc215605792"/>
       <w:r>
         <w:rPr>
           <w:rFonts w:eastAsia="Calibri"/>
@@ -7327,7 +9970,25 @@
           <w:sz w:val="22"/>
           <w:szCs w:val="22"/>
         </w:rPr>
-        <w:t>3x laptop z kartą GeForce serii 5000</w:t>
+        <w:t xml:space="preserve">3x laptop z kartą </w:t>
+      </w:r>
+      <w:proofErr w:type="spellStart"/>
+      <w:r>
+        <w:rPr>
+          <w:rFonts w:eastAsia="Calibri" w:cs="Calibri"/>
+          <w:sz w:val="22"/>
+          <w:szCs w:val="22"/>
+        </w:rPr>
+        <w:t>GeForce</w:t>
+      </w:r>
+      <w:proofErr w:type="spellEnd"/>
+      <w:r>
+        <w:rPr>
+          <w:rFonts w:eastAsia="Calibri" w:cs="Calibri"/>
+          <w:sz w:val="22"/>
+          <w:szCs w:val="22"/>
+        </w:rPr>
+        <w:t xml:space="preserve"> serii 5000</w:t>
       </w:r>
     </w:p>
     <w:p>
@@ -7351,8 +10012,18 @@
           <w:sz w:val="22"/>
           <w:szCs w:val="22"/>
         </w:rPr>
-        <w:t>Dostęp światłowodowy do internetu</w:t>
-      </w:r>
+        <w:t xml:space="preserve">Dostęp światłowodowy do </w:t>
+      </w:r>
+      <w:proofErr w:type="spellStart"/>
+      <w:r>
+        <w:rPr>
+          <w:rFonts w:eastAsia="Calibri" w:cs="Calibri"/>
+          <w:sz w:val="22"/>
+          <w:szCs w:val="22"/>
+        </w:rPr>
+        <w:t>internetu</w:t>
+      </w:r>
+      <w:proofErr w:type="spellEnd"/>
     </w:p>
     <w:p>
       <w:pPr>
@@ -7399,6 +10070,7 @@
           <w:sz w:val="22"/>
           <w:szCs w:val="22"/>
         </w:rPr>
+        <w:lastRenderedPageBreak/>
         <w:t>Zewnętrzna pamięć SSD o dużej pojemności</w:t>
       </w:r>
     </w:p>
@@ -7471,8 +10143,18 @@
           <w:sz w:val="22"/>
           <w:szCs w:val="22"/>
         </w:rPr>
-        <w:t>Licencja do SORA2 i NanoBanana</w:t>
-      </w:r>
+        <w:t xml:space="preserve">Licencja do SORA2 i </w:t>
+      </w:r>
+      <w:proofErr w:type="spellStart"/>
+      <w:r>
+        <w:rPr>
+          <w:rFonts w:eastAsia="Calibri" w:cs="Calibri"/>
+          <w:sz w:val="22"/>
+          <w:szCs w:val="22"/>
+        </w:rPr>
+        <w:t>NanoBanana</w:t>
+      </w:r>
+      <w:proofErr w:type="spellEnd"/>
     </w:p>
     <w:p>
       <w:pPr>
@@ -7489,7 +10171,7 @@
           <w:rFonts w:eastAsia="Calibri"/>
         </w:rPr>
       </w:pPr>
-      <w:bookmarkStart w:id="8" w:name="_Toc214128124"/>
+      <w:bookmarkStart w:id="8" w:name="_Toc215605793"/>
       <w:r>
         <w:rPr>
           <w:rFonts w:eastAsia="Calibri"/>
@@ -7506,7 +10188,7 @@
           <w:rFonts w:eastAsia="Calibri"/>
         </w:rPr>
       </w:pPr>
-      <w:bookmarkStart w:id="9" w:name="_Toc214128125"/>
+      <w:bookmarkStart w:id="9" w:name="_Toc215605794"/>
       <w:r>
         <w:rPr>
           <w:rFonts w:ascii="Aptos" w:eastAsia="Aptos" w:hAnsi="Aptos" w:cs="Aptos"/>
@@ -7613,13 +10295,23 @@
         </w:rPr>
         <w:t xml:space="preserve"> </w:t>
       </w:r>
+      <w:proofErr w:type="spellStart"/>
       <w:r>
         <w:rPr>
           <w:rFonts w:eastAsia="Calibri" w:cs="Calibri"/>
           <w:sz w:val="22"/>
           <w:szCs w:val="22"/>
         </w:rPr>
-        <w:t>Firefox) i potwierdziliśmy, że istnieje możliwość tworzenia dodatków, które analizują zawartość przeglądanych stron.</w:t>
+        <w:t>Firefox</w:t>
+      </w:r>
+      <w:proofErr w:type="spellEnd"/>
+      <w:r>
+        <w:rPr>
+          <w:rFonts w:eastAsia="Calibri" w:cs="Calibri"/>
+          <w:sz w:val="22"/>
+          <w:szCs w:val="22"/>
+        </w:rPr>
+        <w:t>) i potwierdziliśmy, że istnieje możliwość tworzenia dodatków, które analizują zawartość przeglądanych stron.</w:t>
       </w:r>
       <w:r>
         <w:rPr>
@@ -7653,7 +10345,7 @@
           <w:rFonts w:eastAsia="Aptos"/>
         </w:rPr>
       </w:pPr>
-      <w:bookmarkStart w:id="10" w:name="_Toc214128126"/>
+      <w:bookmarkStart w:id="10" w:name="_Toc215605795"/>
       <w:r>
         <w:rPr>
           <w:rFonts w:eastAsia="Aptos"/>
@@ -7728,7 +10420,7 @@
           <w:rFonts w:ascii="Calibri" w:eastAsia="Calibri" w:hAnsi="Calibri" w:cs="Calibri"/>
         </w:rPr>
       </w:pPr>
-      <w:bookmarkStart w:id="11" w:name="_Toc214128127"/>
+      <w:bookmarkStart w:id="11" w:name="_Toc215605796"/>
       <w:r>
         <w:rPr>
           <w:rFonts w:ascii="Calibri" w:eastAsia="Calibri" w:hAnsi="Calibri" w:cs="Calibri"/>
@@ -7782,16 +10474,7 @@
           <w:szCs w:val="22"/>
         </w:rPr>
         <w:br/>
-        <w:t xml:space="preserve">Na tej podstawie można byłoby stworzyć aplikację, która porównuje głos rozmówcy z zapisanym </w:t>
-      </w:r>
-      <w:r>
-        <w:rPr>
-          <w:rFonts w:eastAsia="Calibri" w:cs="Calibri"/>
-          <w:sz w:val="22"/>
-          <w:szCs w:val="22"/>
-        </w:rPr>
-        <w:lastRenderedPageBreak/>
-        <w:t>wcześniej wzorcem. Z technicznego punktu widzenia jest to możliwe do zrealizowania ale jest to wątpliwe ze strony prawnej.</w:t>
+        <w:t>Na tej podstawie można byłoby stworzyć aplikację, która porównuje głos rozmówcy z zapisanym wcześniej wzorcem. Z technicznego punktu widzenia jest to możliwe do zrealizowania ale jest to wątpliwe ze strony prawnej.</w:t>
       </w:r>
     </w:p>
     <w:p>
@@ -7833,7 +10516,7 @@
           <w:rFonts w:eastAsia="Calibri"/>
         </w:rPr>
       </w:pPr>
-      <w:bookmarkStart w:id="12" w:name="_Toc214128128"/>
+      <w:bookmarkStart w:id="12" w:name="_Toc215605797"/>
       <w:r>
         <w:rPr>
           <w:rFonts w:eastAsia="Calibri"/>
@@ -7850,9 +10533,17 @@
         <w:rPr>
           <w:rFonts w:eastAsia="Calibri"/>
         </w:rPr>
-        <w:t>Narzędzie dla Dziennikarzy i Fact-checkerów</w:t>
+        <w:t xml:space="preserve">Narzędzie dla Dziennikarzy i </w:t>
+      </w:r>
+      <w:proofErr w:type="spellStart"/>
+      <w:r>
+        <w:rPr>
+          <w:rFonts w:eastAsia="Calibri"/>
+        </w:rPr>
+        <w:t>Fact-checkerów</w:t>
       </w:r>
       <w:bookmarkEnd w:id="12"/>
+      <w:proofErr w:type="spellEnd"/>
     </w:p>
     <w:p/>
     <w:p>
@@ -7872,15 +10563,59 @@
           <w:sz w:val="22"/>
           <w:szCs w:val="22"/>
         </w:rPr>
-        <w:t>Sprawdziliśmy, jak działają popularne narzędzia do weryfikacji zdjęć, takie jak Google Lens czy TinEye. Na tej podstawie uznaliśmy, że nasze rozwiązanie mogłoby działać podobnie, ale dodatkowo analizować też dźwięk i metadane pliku.</w:t>
-      </w:r>
+        <w:t xml:space="preserve">Sprawdziliśmy, jak działają popularne narzędzia do weryfikacji zdjęć, takie jak Google </w:t>
+      </w:r>
+      <w:proofErr w:type="spellStart"/>
       <w:r>
         <w:rPr>
           <w:rFonts w:eastAsia="Calibri" w:cs="Calibri"/>
           <w:sz w:val="22"/>
           <w:szCs w:val="22"/>
         </w:rPr>
+        <w:t>Lens</w:t>
+      </w:r>
+      <w:proofErr w:type="spellEnd"/>
+      <w:r>
+        <w:rPr>
+          <w:rFonts w:eastAsia="Calibri" w:cs="Calibri"/>
+          <w:sz w:val="22"/>
+          <w:szCs w:val="22"/>
+        </w:rPr>
+        <w:t xml:space="preserve"> czy </w:t>
+      </w:r>
+      <w:proofErr w:type="spellStart"/>
+      <w:r>
+        <w:rPr>
+          <w:rFonts w:eastAsia="Calibri" w:cs="Calibri"/>
+          <w:sz w:val="22"/>
+          <w:szCs w:val="22"/>
+        </w:rPr>
+        <w:t>TinEye</w:t>
+      </w:r>
+      <w:proofErr w:type="spellEnd"/>
+      <w:r>
+        <w:rPr>
+          <w:rFonts w:eastAsia="Calibri" w:cs="Calibri"/>
+          <w:sz w:val="22"/>
+          <w:szCs w:val="22"/>
+        </w:rPr>
+        <w:t>. Na tej podstawie uznaliśmy, że nasze rozwiązanie mogłoby działać podobnie, ale dodatkowo analizować też dźwięk i metadane pliku.</w:t>
+      </w:r>
+      <w:r>
+        <w:rPr>
+          <w:rFonts w:eastAsia="Calibri" w:cs="Calibri"/>
+          <w:sz w:val="22"/>
+          <w:szCs w:val="22"/>
+        </w:rPr>
         <w:br/>
+      </w:r>
+      <w:r>
+        <w:rPr>
+          <w:rFonts w:eastAsia="Calibri" w:cs="Calibri"/>
+          <w:sz w:val="22"/>
+          <w:szCs w:val="22"/>
+        </w:rPr>
+        <w:lastRenderedPageBreak/>
         <w:t>Zauważyliśmy, że nawet porównując dwa podobne zdjęcia, można łatwo znaleźć różnice w metadanych, na przykład w dacie utworzenia.</w:t>
       </w:r>
     </w:p>
@@ -7899,7 +10634,7 @@
           <w:rFonts w:eastAsia="Calibri"/>
         </w:rPr>
       </w:pPr>
-      <w:bookmarkStart w:id="13" w:name="_Toc214128129"/>
+      <w:bookmarkStart w:id="13" w:name="_Toc215605798"/>
       <w:r>
         <w:rPr>
           <w:rFonts w:eastAsia="Calibri"/>
@@ -7980,7 +10715,7 @@
           <w:rFonts w:eastAsia="Calibri"/>
         </w:rPr>
       </w:pPr>
-      <w:bookmarkStart w:id="14" w:name="_Toc214128130"/>
+      <w:bookmarkStart w:id="14" w:name="_Toc215605799"/>
       <w:r>
         <w:rPr>
           <w:rFonts w:eastAsia="Calibri"/>
@@ -7997,7 +10732,7 @@
           <w:rFonts w:eastAsia="Calibri"/>
         </w:rPr>
       </w:pPr>
-      <w:bookmarkStart w:id="15" w:name="_Toc214128131"/>
+      <w:bookmarkStart w:id="15" w:name="_Toc215605800"/>
       <w:r>
         <w:rPr>
           <w:rFonts w:eastAsia="Calibri"/>
@@ -8130,7 +10865,7 @@
           <w:rFonts w:eastAsia="Calibri"/>
         </w:rPr>
       </w:pPr>
-      <w:bookmarkStart w:id="16" w:name="_Toc214128132"/>
+      <w:bookmarkStart w:id="16" w:name="_Toc215605801"/>
       <w:r>
         <w:rPr>
           <w:rFonts w:eastAsia="Calibri"/>
@@ -8191,6 +10926,7 @@
           <w:sz w:val="22"/>
           <w:szCs w:val="22"/>
         </w:rPr>
+        <w:lastRenderedPageBreak/>
         <w:t>Wyniki:</w:t>
       </w:r>
       <w:r>
@@ -8199,7 +10935,25 @@
           <w:sz w:val="22"/>
           <w:szCs w:val="22"/>
         </w:rPr>
-        <w:t xml:space="preserve"> System wykazał 80% skuteczność w rozpoznawaniu wideo generowanych przez AI, jednak w przypadku wideo wysokiej jakości, jak deepfake, skuteczność spadła do 60%.</w:t>
+        <w:t xml:space="preserve"> System wykazał 80% skuteczność w rozpoznawaniu wideo generowanych przez AI, jednak w przypadku wideo wysokiej jakości, jak </w:t>
+      </w:r>
+      <w:proofErr w:type="spellStart"/>
+      <w:r>
+        <w:rPr>
+          <w:rFonts w:eastAsia="Calibri" w:cs="Calibri"/>
+          <w:sz w:val="22"/>
+          <w:szCs w:val="22"/>
+        </w:rPr>
+        <w:t>deepfake</w:t>
+      </w:r>
+      <w:proofErr w:type="spellEnd"/>
+      <w:r>
+        <w:rPr>
+          <w:rFonts w:eastAsia="Calibri" w:cs="Calibri"/>
+          <w:sz w:val="22"/>
+          <w:szCs w:val="22"/>
+        </w:rPr>
+        <w:t>, skuteczność spadła do 60%.</w:t>
       </w:r>
     </w:p>
     <w:p>
@@ -8230,7 +10984,25 @@
           <w:sz w:val="22"/>
           <w:szCs w:val="22"/>
         </w:rPr>
-        <w:t xml:space="preserve"> Ulepszenie algorytmu detekcji deepfake, szczególnie pod kątem wykrywania nienaturalnych ruchów i niespójności w synchronizacji głosu z obrazem. Dodatkowo, wprowadzenie większej liczby próbek wideo z różnych źródeł i technologii AI pozwoliło na lepsze dopasowanie algorytmu.</w:t>
+        <w:t xml:space="preserve"> Ulepszenie algorytmu detekcji </w:t>
+      </w:r>
+      <w:proofErr w:type="spellStart"/>
+      <w:r>
+        <w:rPr>
+          <w:rFonts w:eastAsia="Calibri" w:cs="Calibri"/>
+          <w:sz w:val="22"/>
+          <w:szCs w:val="22"/>
+        </w:rPr>
+        <w:t>deepfake</w:t>
+      </w:r>
+      <w:proofErr w:type="spellEnd"/>
+      <w:r>
+        <w:rPr>
+          <w:rFonts w:eastAsia="Calibri" w:cs="Calibri"/>
+          <w:sz w:val="22"/>
+          <w:szCs w:val="22"/>
+        </w:rPr>
+        <w:t>, szczególnie pod kątem wykrywania nienaturalnych ruchów i niespójności w synchronizacji głosu z obrazem. Dodatkowo, wprowadzenie większej liczby próbek wideo z różnych źródeł i technologii AI pozwoliło na lepsze dopasowanie algorytmu.</w:t>
       </w:r>
     </w:p>
     <w:p>
@@ -8250,7 +11022,7 @@
           <w:rFonts w:eastAsia="Calibri"/>
         </w:rPr>
       </w:pPr>
-      <w:bookmarkStart w:id="17" w:name="_Toc214128133"/>
+      <w:bookmarkStart w:id="17" w:name="_Toc215605802"/>
       <w:r>
         <w:rPr>
           <w:rFonts w:eastAsia="Calibri"/>
@@ -8334,7 +11106,43 @@
           <w:sz w:val="22"/>
           <w:szCs w:val="22"/>
         </w:rPr>
-        <w:t xml:space="preserve">%, jednak w przypadku bardziej zaawansowanych technologii głosowych (np. voice cloning), skuteczność spadła do </w:t>
+        <w:t xml:space="preserve">%, jednak w przypadku bardziej zaawansowanych technologii głosowych (np. </w:t>
+      </w:r>
+      <w:proofErr w:type="spellStart"/>
+      <w:r>
+        <w:rPr>
+          <w:rFonts w:eastAsia="Calibri" w:cs="Calibri"/>
+          <w:sz w:val="22"/>
+          <w:szCs w:val="22"/>
+        </w:rPr>
+        <w:t>voice</w:t>
+      </w:r>
+      <w:proofErr w:type="spellEnd"/>
+      <w:r>
+        <w:rPr>
+          <w:rFonts w:eastAsia="Calibri" w:cs="Calibri"/>
+          <w:sz w:val="22"/>
+          <w:szCs w:val="22"/>
+        </w:rPr>
+        <w:t xml:space="preserve"> </w:t>
+      </w:r>
+      <w:proofErr w:type="spellStart"/>
+      <w:r>
+        <w:rPr>
+          <w:rFonts w:eastAsia="Calibri" w:cs="Calibri"/>
+          <w:sz w:val="22"/>
+          <w:szCs w:val="22"/>
+        </w:rPr>
+        <w:t>cloning</w:t>
+      </w:r>
+      <w:proofErr w:type="spellEnd"/>
+      <w:r>
+        <w:rPr>
+          <w:rFonts w:eastAsia="Calibri" w:cs="Calibri"/>
+          <w:sz w:val="22"/>
+          <w:szCs w:val="22"/>
+        </w:rPr>
+        <w:t xml:space="preserve">), skuteczność spadła do </w:t>
       </w:r>
       <w:r>
         <w:rPr>
@@ -8599,16 +11407,7 @@
           <w:sz w:val="22"/>
           <w:szCs w:val="22"/>
         </w:rPr>
-        <w:t xml:space="preserve"> Algorytm może błędnie sklasyfikować materiał generowany przez AI jako stworzony przez człowieka lub odwrotnie, co może prowadzić do fałszywych wyników i nieprawidłowych </w:t>
-      </w:r>
-      <w:r>
-        <w:rPr>
-          <w:rFonts w:eastAsia="Calibri" w:cs="Calibri"/>
-          <w:sz w:val="22"/>
-          <w:szCs w:val="22"/>
-        </w:rPr>
-        <w:lastRenderedPageBreak/>
-        <w:t>decyzji.</w:t>
+        <w:t xml:space="preserve"> Algorytm może błędnie sklasyfikować materiał generowany przez AI jako stworzony przez człowieka lub odwrotnie, co może prowadzić do fałszywych wyników i nieprawidłowych decyzji.</w:t>
       </w:r>
       <w:r>
         <w:rPr>
@@ -8781,8 +11580,18 @@
           <w:sz w:val="22"/>
           <w:szCs w:val="22"/>
         </w:rPr>
-        <w:t xml:space="preserve">, aplikacja powinna zapewniać pełną </w:t>
-      </w:r>
+        <w:t xml:space="preserve">, aplikacja powinna </w:t>
+      </w:r>
+      <w:r>
+        <w:rPr>
+          <w:rFonts w:eastAsia="Calibri" w:cs="Calibri"/>
+          <w:sz w:val="22"/>
+          <w:szCs w:val="22"/>
+        </w:rPr>
+        <w:lastRenderedPageBreak/>
+        <w:t xml:space="preserve">zapewniać pełną </w:t>
+      </w:r>
+      <w:proofErr w:type="spellStart"/>
       <w:r>
         <w:rPr>
           <w:rFonts w:eastAsia="Calibri" w:cs="Calibri"/>
@@ -8791,7 +11600,18 @@
           <w:sz w:val="22"/>
           <w:szCs w:val="22"/>
         </w:rPr>
-        <w:t>anonimizację danych</w:t>
+        <w:t>anonimizację</w:t>
+      </w:r>
+      <w:proofErr w:type="spellEnd"/>
+      <w:r>
+        <w:rPr>
+          <w:rFonts w:eastAsia="Calibri" w:cs="Calibri"/>
+          <w:b/>
+          <w:bCs/>
+          <w:sz w:val="22"/>
+          <w:szCs w:val="22"/>
+        </w:rPr>
+        <w:t xml:space="preserve"> danych</w:t>
       </w:r>
       <w:r>
         <w:rPr>
@@ -8820,7 +11640,7 @@
           <w:rFonts w:eastAsia="Calibri"/>
         </w:rPr>
       </w:pPr>
-      <w:bookmarkStart w:id="18" w:name="_Toc214128134"/>
+      <w:bookmarkStart w:id="18" w:name="_Toc215605803"/>
       <w:r>
         <w:rPr>
           <w:rFonts w:eastAsia="Calibri"/>
@@ -8867,7 +11687,25 @@
           <w:sz w:val="22"/>
           <w:szCs w:val="22"/>
         </w:rPr>
-        <w:t>Naszą główną grupą docelową są globalni użytkownicy mediów społecznościowych, czyli ponad 5 miliardów ludzi aktywnie korzystających z platform takich jak Facebook, TikTok i X. Ta masowa grupa, obejmująca szeroki przekrój wiekowy, jest coraz bardziej narażona na dezinformację napędzaną przez AI, co tworzy globalny rynek dla intuicyjnych narzędzi chroniących przed fałszywymi treściami.</w:t>
+        <w:t xml:space="preserve">Naszą główną grupą docelową są globalni użytkownicy mediów społecznościowych, czyli ponad 5 miliardów ludzi aktywnie korzystających z platform takich jak Facebook, </w:t>
+      </w:r>
+      <w:proofErr w:type="spellStart"/>
+      <w:r>
+        <w:rPr>
+          <w:rFonts w:eastAsia="Calibri" w:cs="Calibri"/>
+          <w:sz w:val="22"/>
+          <w:szCs w:val="22"/>
+        </w:rPr>
+        <w:t>TikTok</w:t>
+      </w:r>
+      <w:proofErr w:type="spellEnd"/>
+      <w:r>
+        <w:rPr>
+          <w:rFonts w:eastAsia="Calibri" w:cs="Calibri"/>
+          <w:sz w:val="22"/>
+          <w:szCs w:val="22"/>
+        </w:rPr>
+        <w:t xml:space="preserve"> i X. Ta masowa grupa, obejmująca szeroki przekrój wiekowy, jest coraz bardziej narażona na dezinformację napędzaną przez AI, co tworzy globalny rynek dla intuicyjnych narzędzi chroniących przed fałszywymi treściami.</w:t>
       </w:r>
     </w:p>
     <w:p>
@@ -9024,16 +11862,43 @@
           <w:sz w:val="22"/>
           <w:szCs w:val="22"/>
         </w:rPr>
-        <w:t xml:space="preserve">Naszym celem jest również rynek B2B, obejmujący dziennikarzy, fact-checkerów, menedżerów i osoby publiczne, dla których autentyczność informacji jest kluczowa. Globalny rynek narzędzi do weryfikacji faktów dynamicznie rośnie w ramach wartego setki miliardów </w:t>
-      </w:r>
+        <w:t xml:space="preserve">Naszym celem jest również rynek B2B, obejmujący dziennikarzy, </w:t>
+      </w:r>
+      <w:proofErr w:type="spellStart"/>
       <w:r>
         <w:rPr>
           <w:rFonts w:eastAsia="Calibri" w:cs="Calibri"/>
           <w:sz w:val="22"/>
           <w:szCs w:val="22"/>
         </w:rPr>
-        <w:lastRenderedPageBreak/>
-        <w:t>dolarów przemysłu medialnego, co stwarza zapotrzebowanie na precyzyjne usługi chroniące przed deepfake, dezinformacją</w:t>
+        <w:t>fact-checkerów</w:t>
+      </w:r>
+      <w:proofErr w:type="spellEnd"/>
+      <w:r>
+        <w:rPr>
+          <w:rFonts w:eastAsia="Calibri" w:cs="Calibri"/>
+          <w:sz w:val="22"/>
+          <w:szCs w:val="22"/>
+        </w:rPr>
+        <w:t xml:space="preserve">, menedżerów i osoby publiczne, dla których autentyczność informacji jest kluczowa. Globalny rynek narzędzi do weryfikacji faktów dynamicznie rośnie w ramach wartego setki miliardów dolarów przemysłu medialnego, co stwarza zapotrzebowanie na precyzyjne usługi chroniące przed </w:t>
+      </w:r>
+      <w:proofErr w:type="spellStart"/>
+      <w:r>
+        <w:rPr>
+          <w:rFonts w:eastAsia="Calibri" w:cs="Calibri"/>
+          <w:sz w:val="22"/>
+          <w:szCs w:val="22"/>
+        </w:rPr>
+        <w:t>deepfake</w:t>
+      </w:r>
+      <w:proofErr w:type="spellEnd"/>
+      <w:r>
+        <w:rPr>
+          <w:rFonts w:eastAsia="Calibri" w:cs="Calibri"/>
+          <w:sz w:val="22"/>
+          <w:szCs w:val="22"/>
+        </w:rPr>
+        <w:t>, dezinformacją</w:t>
       </w:r>
       <w:r>
         <w:rPr>
@@ -9051,7 +11916,7 @@
           <w:rFonts w:eastAsia="Calibri"/>
         </w:rPr>
       </w:pPr>
-      <w:bookmarkStart w:id="19" w:name="_Toc214128135"/>
+      <w:bookmarkStart w:id="19" w:name="_Toc215605804"/>
       <w:r>
         <w:rPr>
           <w:rFonts w:eastAsia="Calibri"/>
@@ -9082,7 +11947,29 @@
           <w:sz w:val="22"/>
           <w:szCs w:val="22"/>
         </w:rPr>
-        <w:t>Model Freemium:</w:t>
+        <w:t xml:space="preserve">Model </w:t>
+      </w:r>
+      <w:proofErr w:type="spellStart"/>
+      <w:r>
+        <w:rPr>
+          <w:rFonts w:eastAsia="Calibri" w:cs="Calibri"/>
+          <w:b/>
+          <w:bCs/>
+          <w:sz w:val="22"/>
+          <w:szCs w:val="22"/>
+        </w:rPr>
+        <w:t>Freemium</w:t>
+      </w:r>
+      <w:proofErr w:type="spellEnd"/>
+      <w:r>
+        <w:rPr>
+          <w:rFonts w:eastAsia="Calibri" w:cs="Calibri"/>
+          <w:b/>
+          <w:bCs/>
+          <w:sz w:val="22"/>
+          <w:szCs w:val="22"/>
+        </w:rPr>
+        <w:t>:</w:t>
       </w:r>
       <w:r>
         <w:rPr>
@@ -9115,6 +12002,7 @@
           <w:sz w:val="22"/>
           <w:szCs w:val="22"/>
         </w:rPr>
+        <w:lastRenderedPageBreak/>
         <w:t>Model Subskrypcyjny:</w:t>
       </w:r>
       <w:r>
@@ -9123,7 +12011,25 @@
           <w:sz w:val="22"/>
           <w:szCs w:val="22"/>
         </w:rPr>
-        <w:t> Dedykowane narzędzia dla profesjonalistów, takich jak dziennikarze i fact-checkerzy, mogłyby być oferowane w modelu subskrypcyjnym. Opłata abonamentowa zapewniałaby dostęp do pełnej funkcjonalności, aktualizacji i wsparcia technicznego. Podobnie, zaawansowana wersja aplikacji mobilnej do ochrony rozmów</w:t>
+        <w:t xml:space="preserve"> Dedykowane narzędzia dla profesjonalistów, takich jak dziennikarze i </w:t>
+      </w:r>
+      <w:proofErr w:type="spellStart"/>
+      <w:r>
+        <w:rPr>
+          <w:rFonts w:eastAsia="Calibri" w:cs="Calibri"/>
+          <w:sz w:val="22"/>
+          <w:szCs w:val="22"/>
+        </w:rPr>
+        <w:t>fact-checkerzy</w:t>
+      </w:r>
+      <w:proofErr w:type="spellEnd"/>
+      <w:r>
+        <w:rPr>
+          <w:rFonts w:eastAsia="Calibri" w:cs="Calibri"/>
+          <w:sz w:val="22"/>
+          <w:szCs w:val="22"/>
+        </w:rPr>
+        <w:t>, mogłyby być oferowane w modelu subskrypcyjnym. Opłata abonamentowa zapewniałaby dostęp do pełnej funkcjonalności, aktualizacji i wsparcia technicznego. Podobnie, zaawansowana wersja aplikacji mobilnej do ochrony rozmów</w:t>
       </w:r>
       <w:r>
         <w:rPr>
@@ -9151,7 +12057,7 @@
           <w:rFonts w:asciiTheme="minorHAnsi" w:eastAsia="Calibri" w:hAnsiTheme="minorHAnsi"/>
         </w:rPr>
       </w:pPr>
-      <w:bookmarkStart w:id="20" w:name="_Toc214128136"/>
+      <w:bookmarkStart w:id="20" w:name="_Toc215605805"/>
       <w:r>
         <w:rPr>
           <w:rFonts w:eastAsia="Calibri"/>
@@ -9361,7 +12267,7 @@
           <w:sz w:val="22"/>
           <w:szCs w:val="22"/>
         </w:rPr>
-        <w:t xml:space="preserve">został zintegrowany z kontrolerem. Testy wykonano na zbiorze 250 plików wideo o zróżnicowanej jakości, w tym materiałów mocno zniekształconych oraz nagrań </w:t>
+        <w:t>został zintegrowany z kontrolerem. Testy wykonano na zbiorze 250 plików wideo o zróżnicowanej jakości, w tym materiałów mocno zniekształconych oraz nagrań wygenerowanych przez modele AI.</w:t>
       </w:r>
       <w:r>
         <w:rPr>
@@ -9369,16 +12275,25 @@
           <w:sz w:val="22"/>
           <w:szCs w:val="22"/>
         </w:rPr>
-        <w:lastRenderedPageBreak/>
-        <w:t>wygenerowanych przez modele AI.</w:t>
-      </w:r>
+        <w:t xml:space="preserve"> Nagrania zostały wzięty z </w:t>
+      </w:r>
+      <w:proofErr w:type="spellStart"/>
       <w:r>
         <w:rPr>
           <w:rFonts w:eastAsia="Calibri" w:cs="Calibri"/>
           <w:sz w:val="22"/>
           <w:szCs w:val="22"/>
         </w:rPr>
-        <w:t xml:space="preserve"> Nagrania zostały wzięty z TikToka, X oraz Instagrama.</w:t>
+        <w:t>TikToka</w:t>
+      </w:r>
+      <w:proofErr w:type="spellEnd"/>
+      <w:r>
+        <w:rPr>
+          <w:rFonts w:eastAsia="Calibri" w:cs="Calibri"/>
+          <w:sz w:val="22"/>
+          <w:szCs w:val="22"/>
+        </w:rPr>
+        <w:t>, X oraz Instagrama.</w:t>
       </w:r>
       <w:r>
         <w:rPr>
@@ -9437,7 +12352,7 @@
           <w:rFonts w:eastAsia="Calibri"/>
         </w:rPr>
       </w:pPr>
-      <w:bookmarkStart w:id="21" w:name="_Toc214128137"/>
+      <w:bookmarkStart w:id="21" w:name="_Toc215605806"/>
       <w:r>
         <w:rPr>
           <w:rFonts w:eastAsia="Calibri"/>
@@ -9461,7 +12376,7 @@
           <w:rFonts w:eastAsia="Calibri"/>
         </w:rPr>
       </w:pPr>
-      <w:bookmarkStart w:id="22" w:name="_Toc214128138"/>
+      <w:bookmarkStart w:id="22" w:name="_Toc215605807"/>
       <w:r>
         <w:rPr>
           <w:rFonts w:eastAsia="Calibri"/>
@@ -9474,12 +12389,14 @@
         </w:rPr>
         <w:t xml:space="preserve"> </w:t>
       </w:r>
+      <w:proofErr w:type="spellStart"/>
       <w:r>
         <w:rPr>
           <w:rFonts w:eastAsia="Calibri"/>
         </w:rPr>
         <w:t>Strengths</w:t>
       </w:r>
+      <w:proofErr w:type="spellEnd"/>
       <w:r>
         <w:rPr>
           <w:rFonts w:eastAsia="Calibri"/>
@@ -9624,12 +12541,26 @@
           <w:rFonts w:eastAsia="Calibri"/>
         </w:rPr>
       </w:pPr>
-      <w:bookmarkStart w:id="23" w:name="_Toc214128139"/>
+      <w:bookmarkStart w:id="23" w:name="_Toc215605808"/>
       <w:r>
         <w:rPr>
           <w:rFonts w:eastAsia="Calibri"/>
         </w:rPr>
-        <w:t>W – ( Weaknesses ) słabe strony</w:t>
+        <w:t xml:space="preserve">W – ( </w:t>
+      </w:r>
+      <w:proofErr w:type="spellStart"/>
+      <w:r>
+        <w:rPr>
+          <w:rFonts w:eastAsia="Calibri"/>
+        </w:rPr>
+        <w:t>Weaknesses</w:t>
+      </w:r>
+      <w:proofErr w:type="spellEnd"/>
+      <w:r>
+        <w:rPr>
+          <w:rFonts w:eastAsia="Calibri"/>
+        </w:rPr>
+        <w:t xml:space="preserve"> ) słabe strony</w:t>
       </w:r>
       <w:bookmarkEnd w:id="23"/>
     </w:p>
@@ -9725,12 +12656,11 @@
           <w:rFonts w:eastAsia="Calibri"/>
         </w:rPr>
       </w:pPr>
-      <w:bookmarkStart w:id="24" w:name="_Toc214128140"/>
+      <w:bookmarkStart w:id="24" w:name="_Toc215605809"/>
       <w:r>
         <w:rPr>
           <w:rFonts w:eastAsia="Calibri"/>
         </w:rPr>
-        <w:lastRenderedPageBreak/>
         <w:t>O (</w:t>
       </w:r>
       <w:r>
@@ -9739,12 +12669,14 @@
         </w:rPr>
         <w:t xml:space="preserve"> </w:t>
       </w:r>
+      <w:proofErr w:type="spellStart"/>
       <w:r>
         <w:rPr>
           <w:rFonts w:eastAsia="Calibri"/>
         </w:rPr>
         <w:t>Opportunities</w:t>
       </w:r>
+      <w:proofErr w:type="spellEnd"/>
       <w:r>
         <w:rPr>
           <w:rFonts w:eastAsia="Calibri"/>
@@ -9810,7 +12742,25 @@
           <w:sz w:val="22"/>
           <w:szCs w:val="22"/>
         </w:rPr>
-        <w:t>Możliwość komercjalizacji (Freemium + subskrypcje) jako realna droga uzyskania finansowania</w:t>
+        <w:t>Możliwość komercjalizacji (</w:t>
+      </w:r>
+      <w:proofErr w:type="spellStart"/>
+      <w:r>
+        <w:rPr>
+          <w:rFonts w:eastAsia="Calibri" w:cs="Calibri"/>
+          <w:sz w:val="22"/>
+          <w:szCs w:val="22"/>
+        </w:rPr>
+        <w:t>Freemium</w:t>
+      </w:r>
+      <w:proofErr w:type="spellEnd"/>
+      <w:r>
+        <w:rPr>
+          <w:rFonts w:eastAsia="Calibri" w:cs="Calibri"/>
+          <w:sz w:val="22"/>
+          <w:szCs w:val="22"/>
+        </w:rPr>
+        <w:t xml:space="preserve"> + subskrypcje) jako realna droga uzyskania finansowania</w:t>
       </w:r>
       <w:r>
         <w:rPr>
@@ -9916,7 +12866,7 @@
           <w:rFonts w:eastAsia="Calibri"/>
         </w:rPr>
       </w:pPr>
-      <w:bookmarkStart w:id="25" w:name="_Toc214128141"/>
+      <w:bookmarkStart w:id="25" w:name="_Toc215605810"/>
       <w:r>
         <w:rPr>
           <w:rFonts w:eastAsia="Calibri"/>
@@ -9929,12 +12879,14 @@
         </w:rPr>
         <w:t xml:space="preserve"> </w:t>
       </w:r>
+      <w:proofErr w:type="spellStart"/>
       <w:r>
         <w:rPr>
           <w:rFonts w:eastAsia="Calibri"/>
         </w:rPr>
         <w:t>Threats</w:t>
       </w:r>
+      <w:proofErr w:type="spellEnd"/>
       <w:r>
         <w:rPr>
           <w:rFonts w:eastAsia="Calibri"/>
@@ -9959,7 +12911,15 @@
         </w:numPr>
       </w:pPr>
       <w:r>
-        <w:t>Fałszywe alarmy i błędne klasyfikacje. Algorytm może nieprawidłowo ocenić autentyczność materiału, co stanowi istotny problem zwłaszcza w przypadku narzędzi dla fact-checkerów. Takie pomyłki mogą prowadzić do utraty zaufania użytkowników oraz negatywnie wpłynąć na wizerunek firmy.</w:t>
+        <w:t xml:space="preserve">Fałszywe alarmy i błędne klasyfikacje. Algorytm może nieprawidłowo ocenić autentyczność materiału, co stanowi istotny problem zwłaszcza w przypadku narzędzi dla </w:t>
+      </w:r>
+      <w:proofErr w:type="spellStart"/>
+      <w:r>
+        <w:t>fact-checkerów</w:t>
+      </w:r>
+      <w:proofErr w:type="spellEnd"/>
+      <w:r>
+        <w:t>. Takie pomyłki mogą prowadzić do utraty zaufania użytkowników oraz negatywnie wpłynąć na wizerunek firmy.</w:t>
       </w:r>
       <w:r>
         <w:t xml:space="preserve"> Prawdopodobieństwo 30%.</w:t>
@@ -10010,7 +12970,7 @@
       <w:pPr>
         <w:pStyle w:val="Nagwek1"/>
       </w:pPr>
-      <w:bookmarkStart w:id="26" w:name="_Toc214128142"/>
+      <w:bookmarkStart w:id="26" w:name="_Toc215605811"/>
       <w:r>
         <w:t>VI Poziom TLR</w:t>
       </w:r>
@@ -10050,15 +13010,7 @@
           <w:sz w:val="22"/>
           <w:szCs w:val="22"/>
         </w:rPr>
-        <w:t xml:space="preserve">Testy zostały podzielone na dwie główne grupy: obciążeniowe oraz użytkowe. W ramach testów obciążeniowych zasymulowano sytuację, w której z aplikacji korzysta jednocześnie 100 000 użytkowników próbujących zweryfikować autentyczność materiałów wideo, obrazu lub nagrań głosowych. Celem było sprawdzenie stabilności systemu, wzrostu czasu odpowiedzi wraz </w:t>
-      </w:r>
-      <w:r>
-        <w:rPr>
-          <w:sz w:val="22"/>
-          <w:szCs w:val="22"/>
-        </w:rPr>
-        <w:lastRenderedPageBreak/>
-        <w:t>ze zwiększającym się obciążeniem oraz odporności aplikacji na intensywne przetwarzanie danych. Testy te odbywały się cyklicznie, co tydzień, aby zweryfikować wydajność i powtarzalność wyników oraz monitorować ewentualne odchylenia w zachowaniu systemu. Przez cały czas prowadzono stały monitoring działania serwerów pod kątem wydajności obliczeniowej, wykorzystania zasobów i poprawności komunikacji między modułami detekcji. Analiza logów i danych pozwoliła ocenić, czy infrastruktura jest optymalnie dopasowana do potrzeb oraz czy system potrafi utrzymać płynne działanie pomimo ogromnej liczby równoczesnych zapytań.</w:t>
+        <w:t>Testy zostały podzielone na dwie główne grupy: obciążeniowe oraz użytkowe. W ramach testów obciążeniowych zasymulowano sytuację, w której z aplikacji korzysta jednocześnie 100 000 użytkowników próbujących zweryfikować autentyczność materiałów wideo, obrazu lub nagrań głosowych. Celem było sprawdzenie stabilności systemu, wzrostu czasu odpowiedzi wraz ze zwiększającym się obciążeniem oraz odporności aplikacji na intensywne przetwarzanie danych. Testy te odbywały się cyklicznie, co tydzień, aby zweryfikować wydajność i powtarzalność wyników oraz monitorować ewentualne odchylenia w zachowaniu systemu. Przez cały czas prowadzono stały monitoring działania serwerów pod kątem wydajności obliczeniowej, wykorzystania zasobów i poprawności komunikacji między modułami detekcji. Analiza logów i danych pozwoliła ocenić, czy infrastruktura jest optymalnie dopasowana do potrzeb oraz czy system potrafi utrzymać płynne działanie pomimo ogromnej liczby równoczesnych zapytań.</w:t>
       </w:r>
     </w:p>
     <w:p>
@@ -10075,7 +13027,15 @@
           <w:sz w:val="22"/>
           <w:szCs w:val="22"/>
         </w:rPr>
-        <w:t>Równolegle przeprowadzono testy użytkowe obejmujące realne scenariusze wykorzystywania aplikacji przez osoby z różnych grup docelowych. Uczestnicy instalowali aplikację, korzystali z wersji webowej lub prototypu rozszerzenia przeglądarkowego i samodzielnie przesyłali materiały do analizy. Obserwowano ich zachowania, czas wykonywania poszczególnych kroków, ewentualne trudności w obsłudze oraz rozumienie informacji zwracanych przez system. Testy pokazały, że interfejs jest intuicyjny, a użytkownicy z łatwością odnajdowali funkcje związane z analizą obrazu, wideo czy głosu. Dodatkowo oceniono wiarygodność i trafność odpowiedzi generowanych przez moduły detekcji. Szczególną uwagę zwrócono na przypadki skrajne — materiały bardzo wysokiej jakości, nagrania z dużą kompresją, obrazy pobrane z komunikatorów oraz fałszywe nagrania wygenerowane przez najnowsze modele AI.</w:t>
+        <w:t xml:space="preserve">Równolegle przeprowadzono testy użytkowe obejmujące realne scenariusze wykorzystywania aplikacji przez osoby z różnych grup docelowych. Uczestnicy instalowali aplikację, korzystali z wersji webowej lub prototypu rozszerzenia przeglądarkowego i samodzielnie przesyłali materiały do analizy. Obserwowano ich zachowania, czas wykonywania poszczególnych kroków, ewentualne trudności w obsłudze oraz rozumienie informacji zwracanych przez system. Testy pokazały, że interfejs jest intuicyjny, a użytkownicy z łatwością </w:t>
+      </w:r>
+      <w:r>
+        <w:rPr>
+          <w:sz w:val="22"/>
+          <w:szCs w:val="22"/>
+        </w:rPr>
+        <w:lastRenderedPageBreak/>
+        <w:t>odnajdowali funkcje związane z analizą obrazu, wideo czy głosu. Dodatkowo oceniono wiarygodność i trafność odpowiedzi generowanych przez moduły detekcji. Szczególną uwagę zwrócono na przypadki skrajne — materiały bardzo wysokiej jakości, nagrania z dużą kompresją, obrazy pobrane z komunikatorów oraz fałszywe nagrania wygenerowane przez najnowsze modele AI.</w:t>
       </w:r>
     </w:p>
     <w:p>
@@ -10111,7 +13071,7 @@
           <w:rFonts w:asciiTheme="minorHAnsi" w:hAnsiTheme="minorHAnsi"/>
         </w:rPr>
       </w:pPr>
-      <w:bookmarkStart w:id="27" w:name="_Toc214128143"/>
+      <w:bookmarkStart w:id="27" w:name="_Toc215605812"/>
       <w:r>
         <w:t>Ryzyko technologiczne</w:t>
       </w:r>
@@ -10247,10 +13207,11 @@
       <w:pPr>
         <w:pStyle w:val="Nagwek1"/>
       </w:pPr>
-      <w:r>
-        <w:lastRenderedPageBreak/>
+      <w:bookmarkStart w:id="28" w:name="_Toc215605813"/>
+      <w:r>
         <w:t>Metryka produktu</w:t>
       </w:r>
+      <w:bookmarkEnd w:id="28"/>
     </w:p>
     <w:p>
       <w:r>
@@ -10659,6 +13620,7 @@
                 <w:sz w:val="22"/>
                 <w:szCs w:val="22"/>
               </w:rPr>
+              <w:lastRenderedPageBreak/>
               <w:t>Obsługiwane typy danych</w:t>
             </w:r>
           </w:p>
@@ -10808,6 +13770,7 @@
       <w:pPr>
         <w:pStyle w:val="Nagwek1"/>
       </w:pPr>
+      <w:bookmarkStart w:id="29" w:name="_Toc215605814"/>
       <w:r>
         <w:t>D</w:t>
       </w:r>
@@ -10829,6 +13792,7 @@
       <w:r>
         <w:t>ej</w:t>
       </w:r>
+      <w:bookmarkEnd w:id="29"/>
     </w:p>
     <w:p/>
     <w:p>
@@ -10919,21 +13883,25 @@
       <w:pPr>
         <w:pStyle w:val="Nagwek1"/>
       </w:pPr>
+      <w:bookmarkStart w:id="30" w:name="_Toc215605815"/>
       <w:r>
         <w:t>Opis roli członków projektu</w:t>
       </w:r>
+      <w:bookmarkEnd w:id="30"/>
     </w:p>
     <w:p/>
     <w:p>
       <w:pPr>
         <w:pStyle w:val="Nagwek2"/>
       </w:pPr>
+      <w:bookmarkStart w:id="31" w:name="_Toc215605816"/>
       <w:r>
         <w:rPr>
           <w:rFonts w:eastAsia="Aptos"/>
         </w:rPr>
         <w:t>Kierownik Projektu</w:t>
       </w:r>
+      <w:bookmarkEnd w:id="31"/>
     </w:p>
     <w:p>
       <w:pPr>
@@ -10954,21 +13922,25 @@
           <w:rFonts w:eastAsia="Aptos"/>
         </w:rPr>
       </w:pPr>
+      <w:bookmarkStart w:id="32" w:name="_Toc215605817"/>
       <w:r>
         <w:rPr>
           <w:rFonts w:eastAsia="Aptos"/>
         </w:rPr>
         <w:t>Analityka i Projektowanie Systemu</w:t>
       </w:r>
+      <w:bookmarkEnd w:id="32"/>
     </w:p>
     <w:p/>
     <w:p>
       <w:pPr>
         <w:pStyle w:val="Nagwek3"/>
       </w:pPr>
+      <w:bookmarkStart w:id="33" w:name="_Toc215605818"/>
       <w:r>
         <w:t>Analityk Systemowy</w:t>
       </w:r>
+      <w:bookmarkEnd w:id="33"/>
     </w:p>
     <w:p>
       <w:pPr>
@@ -10993,9 +13965,11 @@
       <w:pPr>
         <w:pStyle w:val="Nagwek3"/>
       </w:pPr>
+      <w:bookmarkStart w:id="34" w:name="_Toc215605819"/>
       <w:r>
         <w:t>Architekt Systemu</w:t>
       </w:r>
+      <w:bookmarkEnd w:id="34"/>
     </w:p>
     <w:p>
       <w:pPr>
@@ -11020,9 +13994,11 @@
       <w:pPr>
         <w:pStyle w:val="Nagwek3"/>
       </w:pPr>
+      <w:bookmarkStart w:id="35" w:name="_Toc215605820"/>
       <w:r>
         <w:t>UX/UI Designer</w:t>
       </w:r>
+      <w:bookmarkEnd w:id="35"/>
     </w:p>
     <w:p>
       <w:pPr>
@@ -11068,18 +14044,21 @@
           <w:rFonts w:eastAsia="Aptos"/>
         </w:rPr>
       </w:pPr>
+      <w:bookmarkStart w:id="36" w:name="_Toc215605821"/>
       <w:r>
         <w:rPr>
           <w:rFonts w:eastAsia="Aptos"/>
         </w:rPr>
         <w:t>Zespół Programistyczny</w:t>
       </w:r>
+      <w:bookmarkEnd w:id="36"/>
     </w:p>
     <w:p/>
     <w:p>
       <w:pPr>
         <w:pStyle w:val="Nagwek3"/>
       </w:pPr>
+      <w:bookmarkStart w:id="37" w:name="_Toc215605822"/>
       <w:proofErr w:type="spellStart"/>
       <w:r>
         <w:rPr>
@@ -11094,6 +14073,7 @@
         </w:rPr>
         <w:t xml:space="preserve"> Developer</w:t>
       </w:r>
+      <w:bookmarkEnd w:id="37"/>
     </w:p>
     <w:p>
       <w:pPr>
@@ -11136,12 +14116,12 @@
       <w:pPr>
         <w:pStyle w:val="Nagwek3"/>
       </w:pPr>
+      <w:bookmarkStart w:id="38" w:name="_Toc215605823"/>
       <w:proofErr w:type="spellStart"/>
       <w:r>
         <w:rPr>
           <w:rFonts w:eastAsia="Aptos"/>
         </w:rPr>
-        <w:lastRenderedPageBreak/>
         <w:t>Frontend</w:t>
       </w:r>
       <w:proofErr w:type="spellEnd"/>
@@ -11151,6 +14131,7 @@
         </w:rPr>
         <w:t xml:space="preserve"> Developer</w:t>
       </w:r>
+      <w:bookmarkEnd w:id="38"/>
     </w:p>
     <w:p>
       <w:pPr>
@@ -11214,12 +14195,14 @@
           <w:rFonts w:eastAsia="Aptos"/>
         </w:rPr>
       </w:pPr>
+      <w:bookmarkStart w:id="39" w:name="_Toc215605824"/>
       <w:r>
         <w:rPr>
           <w:rFonts w:eastAsia="Aptos"/>
         </w:rPr>
         <w:t>Zespół AI</w:t>
       </w:r>
+      <w:bookmarkEnd w:id="39"/>
     </w:p>
     <w:p/>
     <w:p>
@@ -11249,7 +14232,16 @@
           <w:sz w:val="22"/>
           <w:szCs w:val="22"/>
         </w:rPr>
-        <w:t xml:space="preserve">Odpowiada za tworzenie i trenowanie modeli wykrywających treści generowane przez sztuczną inteligencję w obrazach, nagraniach wideo oraz audio. Analizuje charakterystyczne cechy artefaktów generatywnych i projektuje algorytmy pozwalające je wykrywać. Współpracuje z </w:t>
+        <w:t xml:space="preserve">Odpowiada za tworzenie i trenowanie modeli wykrywających treści generowane przez sztuczną inteligencję w obrazach, nagraniach wideo oraz audio. Analizuje charakterystyczne cechy artefaktów generatywnych i projektuje algorytmy pozwalające je wykrywać. Współpracuje </w:t>
+      </w:r>
+      <w:r>
+        <w:rPr>
+          <w:rFonts w:ascii="Aptos" w:eastAsia="Aptos" w:hAnsi="Aptos" w:cs="Aptos"/>
+          <w:sz w:val="22"/>
+          <w:szCs w:val="22"/>
+        </w:rPr>
+        <w:lastRenderedPageBreak/>
+        <w:t xml:space="preserve">z </w:t>
       </w:r>
       <w:proofErr w:type="spellStart"/>
       <w:r>
@@ -11278,18 +14270,21 @@
           <w:rFonts w:eastAsia="Aptos"/>
         </w:rPr>
       </w:pPr>
+      <w:bookmarkStart w:id="40" w:name="_Toc215605825"/>
       <w:r>
         <w:rPr>
           <w:rFonts w:eastAsia="Aptos"/>
         </w:rPr>
         <w:t>Bezpieczeństwo i Infrastruktura</w:t>
       </w:r>
+      <w:bookmarkEnd w:id="40"/>
     </w:p>
     <w:p/>
     <w:p>
       <w:pPr>
         <w:pStyle w:val="Nagwek3"/>
       </w:pPr>
+      <w:bookmarkStart w:id="41" w:name="_Toc215605826"/>
       <w:r>
         <w:rPr>
           <w:rFonts w:eastAsia="Aptos"/>
@@ -11303,6 +14298,7 @@
         </w:rPr>
         <w:t>Cybersecurity</w:t>
       </w:r>
+      <w:bookmarkEnd w:id="41"/>
       <w:proofErr w:type="spellEnd"/>
     </w:p>
     <w:p>
@@ -11328,6 +14324,7 @@
       <w:pPr>
         <w:pStyle w:val="Nagwek3"/>
       </w:pPr>
+      <w:bookmarkStart w:id="42" w:name="_Toc215605827"/>
       <w:proofErr w:type="spellStart"/>
       <w:r>
         <w:rPr>
@@ -11349,6 +14346,7 @@
         </w:rPr>
         <w:t>Engineer</w:t>
       </w:r>
+      <w:bookmarkEnd w:id="42"/>
       <w:proofErr w:type="spellEnd"/>
     </w:p>
     <w:p>
@@ -11378,12 +14376,14 @@
           <w:rFonts w:eastAsia="Aptos"/>
         </w:rPr>
       </w:pPr>
+      <w:bookmarkStart w:id="43" w:name="_Toc215605828"/>
       <w:r>
         <w:rPr>
           <w:rFonts w:eastAsia="Aptos"/>
         </w:rPr>
         <w:t>Jakość i Testowanie</w:t>
       </w:r>
+      <w:bookmarkEnd w:id="43"/>
     </w:p>
     <w:p/>
     <w:p>
@@ -11393,12 +14393,14 @@
           <w:rFonts w:eastAsia="Aptos"/>
         </w:rPr>
       </w:pPr>
+      <w:bookmarkStart w:id="44" w:name="_Toc215605829"/>
       <w:r>
         <w:rPr>
           <w:rFonts w:eastAsia="Aptos"/>
         </w:rPr>
         <w:t>Tester</w:t>
       </w:r>
+      <w:bookmarkEnd w:id="44"/>
     </w:p>
     <w:p/>
     <w:p>
@@ -11432,10 +14434,11 @@
       <w:pPr>
         <w:pStyle w:val="Nagwek1"/>
       </w:pPr>
-      <w:r>
-        <w:lastRenderedPageBreak/>
+      <w:bookmarkStart w:id="45" w:name="_Toc215605830"/>
+      <w:r>
         <w:t>VII poziom TLR – demonstracja prototypu</w:t>
       </w:r>
+      <w:bookmarkEnd w:id="45"/>
     </w:p>
     <w:p>
       <w:pPr>
@@ -11449,9 +14452,11 @@
       <w:pPr>
         <w:pStyle w:val="Nagwek2"/>
       </w:pPr>
+      <w:bookmarkStart w:id="46" w:name="_Toc215605831"/>
       <w:r>
         <w:t>I. Zakres prac:</w:t>
       </w:r>
+      <w:bookmarkEnd w:id="46"/>
     </w:p>
     <w:p>
       <w:pPr>
@@ -11553,9 +14558,12 @@
       <w:pPr>
         <w:pStyle w:val="Nagwek2"/>
       </w:pPr>
-      <w:r>
+      <w:bookmarkStart w:id="47" w:name="_Toc215605832"/>
+      <w:r>
+        <w:lastRenderedPageBreak/>
         <w:t>II. Efekt końcowy:</w:t>
       </w:r>
+      <w:bookmarkEnd w:id="47"/>
     </w:p>
     <w:p>
       <w:pPr>
@@ -11633,17 +14641,21 @@
       <w:pPr>
         <w:pStyle w:val="Nagwek1"/>
       </w:pPr>
+      <w:bookmarkStart w:id="48" w:name="_Toc215605833"/>
       <w:r>
         <w:t>VIII poziom TLR – demonstracja finalnej technologii</w:t>
       </w:r>
+      <w:bookmarkEnd w:id="48"/>
     </w:p>
     <w:p>
       <w:pPr>
         <w:pStyle w:val="Nagwek2"/>
       </w:pPr>
+      <w:bookmarkStart w:id="49" w:name="_Toc215605834"/>
       <w:r>
         <w:t>I. Zakres prac:</w:t>
       </w:r>
+      <w:bookmarkEnd w:id="49"/>
     </w:p>
     <w:p>
       <w:pPr>
@@ -11693,9 +14705,11 @@
       <w:pPr>
         <w:pStyle w:val="Nagwek2"/>
       </w:pPr>
+      <w:bookmarkStart w:id="50" w:name="_Toc215605835"/>
       <w:r>
         <w:t>II. Efekt końcowy:</w:t>
       </w:r>
+      <w:bookmarkEnd w:id="50"/>
     </w:p>
     <w:p>
       <w:pPr>
@@ -11732,17 +14746,21 @@
       <w:pPr>
         <w:pStyle w:val="Nagwek1"/>
       </w:pPr>
+      <w:bookmarkStart w:id="51" w:name="_Toc215605836"/>
       <w:r>
         <w:t>IX poziom TLR – gotowość komercyjna</w:t>
       </w:r>
+      <w:bookmarkEnd w:id="51"/>
     </w:p>
     <w:p>
       <w:pPr>
         <w:pStyle w:val="Nagwek2"/>
       </w:pPr>
+      <w:bookmarkStart w:id="52" w:name="_Toc215605837"/>
       <w:r>
         <w:t>I. Zakres prac:</w:t>
       </w:r>
+      <w:bookmarkEnd w:id="52"/>
     </w:p>
     <w:p>
       <w:pPr>
@@ -11792,10 +14810,11 @@
       <w:pPr>
         <w:pStyle w:val="Nagwek2"/>
       </w:pPr>
-      <w:r>
-        <w:lastRenderedPageBreak/>
+      <w:bookmarkStart w:id="53" w:name="_Toc215605838"/>
+      <w:r>
         <w:t>II. Efekt końcowy:</w:t>
       </w:r>
+      <w:bookmarkEnd w:id="53"/>
     </w:p>
     <w:p>
       <w:pPr>
@@ -11833,12 +14852,14 @@
           <w:rFonts w:eastAsia="Calibri"/>
         </w:rPr>
       </w:pPr>
+      <w:bookmarkStart w:id="54" w:name="_Toc215605839"/>
       <w:r>
         <w:rPr>
           <w:rFonts w:eastAsia="Calibri"/>
         </w:rPr>
         <w:t>Doświadczenie członków zespołu</w:t>
       </w:r>
+      <w:bookmarkEnd w:id="54"/>
     </w:p>
     <w:p>
       <w:pPr>
@@ -11857,12 +14878,14 @@
           <w:rFonts w:eastAsia="Calibri"/>
         </w:rPr>
       </w:pPr>
+      <w:bookmarkStart w:id="55" w:name="_Toc215605840"/>
       <w:r>
         <w:rPr>
           <w:rFonts w:eastAsia="Calibri"/>
         </w:rPr>
         <w:t>Borys Pakosz</w:t>
       </w:r>
+      <w:bookmarkEnd w:id="55"/>
     </w:p>
     <w:p>
       <w:pPr>
@@ -11886,6 +14909,7 @@
           <w:sz w:val="22"/>
           <w:szCs w:val="22"/>
         </w:rPr>
+        <w:lastRenderedPageBreak/>
         <w:t>Realizowaliśmy układanie odcinków kanalizacji grawitacyjnej w zespole domków</w:t>
       </w:r>
     </w:p>
@@ -12078,9 +15102,11 @@
       <w:pPr>
         <w:pStyle w:val="Nagwek2"/>
       </w:pPr>
+      <w:bookmarkStart w:id="56" w:name="_Toc215605841"/>
       <w:r>
         <w:t>Przewodowski Łukasz</w:t>
       </w:r>
+      <w:bookmarkEnd w:id="56"/>
     </w:p>
     <w:p/>
     <w:p>
@@ -12298,7 +15324,6 @@
           <w:sz w:val="22"/>
           <w:szCs w:val="22"/>
         </w:rPr>
-        <w:lastRenderedPageBreak/>
         <w:t>frontendowego</w:t>
       </w:r>
       <w:proofErr w:type="spellEnd"/>
@@ -12483,6 +15508,7 @@
           <w:sz w:val="22"/>
           <w:szCs w:val="22"/>
         </w:rPr>
+        <w:lastRenderedPageBreak/>
         <w:t>rozumiała. Kod miał ponad 1000 linijek kodu i był trudny do analizy. Jako iż</w:t>
       </w:r>
     </w:p>
@@ -12691,6 +15717,7 @@
       <w:pPr>
         <w:pStyle w:val="Nagwek2"/>
       </w:pPr>
+      <w:bookmarkStart w:id="57" w:name="_Toc215605842"/>
       <w:r>
         <w:t xml:space="preserve">Marcel </w:t>
       </w:r>
@@ -12698,6 +15725,7 @@
       <w:r>
         <w:t>Szeluga</w:t>
       </w:r>
+      <w:bookmarkEnd w:id="57"/>
       <w:proofErr w:type="spellEnd"/>
     </w:p>
     <w:p/>
@@ -12767,15 +15795,7 @@
           <w:sz w:val="22"/>
           <w:szCs w:val="22"/>
         </w:rPr>
-        <w:t xml:space="preserve"> kodu środowisko programistyczne uległo awarii — projekt się zawiesił, a po ponownym uruchomieniu okazało się, że żaden z niedawno zapisanych plików </w:t>
-      </w:r>
-      <w:r>
-        <w:rPr>
-          <w:sz w:val="22"/>
-          <w:szCs w:val="22"/>
-        </w:rPr>
-        <w:lastRenderedPageBreak/>
-        <w:t xml:space="preserve">nie został zachowany. Najnowsza ręczna kopia zapasowa pochodziła sprzed kilku dni, co oznaczało, że całą serię funkcjonalności musiałem odtworzyć praktycznie od zera. Włącznie z fragmentami kodu, które wcześniej działały, ale nie zostały ponownie zapisane lub opisane w dokumentacji. Zamiast dokończyć ostatnie poprawki, spędziłem dodatkowe godziny, a w praktyce kilka dni, odtwarzając funkcje, które już wcześniej działały. </w:t>
+        <w:t xml:space="preserve"> kodu środowisko programistyczne uległo awarii — projekt się zawiesił, a po ponownym uruchomieniu okazało się, że żaden z niedawno zapisanych plików nie został zachowany. Najnowsza ręczna kopia zapasowa pochodziła sprzed kilku dni, co oznaczało, że całą serię funkcjonalności musiałem odtworzyć praktycznie od zera. Włącznie z fragmentami kodu, które wcześniej działały, ale nie zostały ponownie zapisane lub opisane w dokumentacji. Zamiast dokończyć ostatnie poprawki, spędziłem dodatkowe godziny, a w praktyce kilka dni, odtwarzając funkcje, które już wcześniej działały. </w:t>
       </w:r>
     </w:p>
     <w:p>
@@ -12857,6 +15877,7 @@
           <w:sz w:val="22"/>
           <w:szCs w:val="22"/>
         </w:rPr>
+        <w:lastRenderedPageBreak/>
         <w:t xml:space="preserve">Backup oszczędza czas i nerwy, choć przede wszystkim zmniejsza ryzyko utraty efektów pracy, tak istotnego w momentach, gdy projekt jest już w zaawansowanej fazie. </w:t>
       </w:r>
     </w:p>
@@ -12905,6 +15926,7 @@
       <w:pPr>
         <w:pStyle w:val="Nagwek1"/>
       </w:pPr>
+      <w:bookmarkStart w:id="58" w:name="_Toc215605843"/>
       <w:r>
         <w:t xml:space="preserve">Cash </w:t>
       </w:r>
@@ -12912,6 +15934,7 @@
       <w:r>
         <w:t>Flow</w:t>
       </w:r>
+      <w:bookmarkEnd w:id="58"/>
       <w:proofErr w:type="spellEnd"/>
     </w:p>
     <w:p/>
@@ -13252,10 +16275,11 @@
       <w:pPr>
         <w:pStyle w:val="Nagwek2"/>
       </w:pPr>
-      <w:r>
-        <w:lastRenderedPageBreak/>
+      <w:bookmarkStart w:id="59" w:name="_Toc215605844"/>
+      <w:r>
         <w:t>Ilość sprzedanych aplikacji</w:t>
       </w:r>
+      <w:bookmarkEnd w:id="59"/>
     </w:p>
     <w:p/>
     <w:tbl>
@@ -14044,6 +17068,7 @@
           </w:tcPr>
           <w:p>
             <w:r>
+              <w:lastRenderedPageBreak/>
               <w:t>5</w:t>
             </w:r>
           </w:p>
@@ -16942,7 +19967,6 @@
           </w:tcPr>
           <w:p>
             <w:r>
-              <w:lastRenderedPageBreak/>
               <w:t>28</w:t>
             </w:r>
           </w:p>
@@ -18239,9 +21263,11 @@
       <w:pPr>
         <w:pStyle w:val="Nagwek2"/>
       </w:pPr>
+      <w:bookmarkStart w:id="60" w:name="_Toc215605845"/>
       <w:r>
         <w:t>Koszty Stałe</w:t>
       </w:r>
+      <w:bookmarkEnd w:id="60"/>
     </w:p>
     <w:tbl>
       <w:tblPr>
@@ -18296,21 +21322,7 @@
                 <w:b/>
                 <w:bCs/>
               </w:rPr>
-              <w:t xml:space="preserve">Koszty </w:t>
-            </w:r>
-            <w:r>
-              <w:rPr>
-                <w:b/>
-                <w:bCs/>
-              </w:rPr>
-              <w:t>miesięczne</w:t>
-            </w:r>
-            <w:r>
-              <w:rPr>
-                <w:b/>
-                <w:bCs/>
-              </w:rPr>
-              <w:t xml:space="preserve"> I rok projektu</w:t>
+              <w:t>Koszty miesięczne I rok projektu</w:t>
             </w:r>
           </w:p>
         </w:tc>
@@ -19072,10 +22084,7 @@
           </w:tcPr>
           <w:p>
             <w:r>
-              <w:t>Wynagrodzenie</w:t>
-            </w:r>
-            <w:r>
-              <w:t xml:space="preserve"> programista</w:t>
+              <w:t>Wynagrodzenie programista</w:t>
             </w:r>
           </w:p>
         </w:tc>
@@ -19234,10 +22243,7 @@
           </w:tcPr>
           <w:p>
             <w:r>
-              <w:t>Wynagrodzenie</w:t>
-            </w:r>
-            <w:r>
-              <w:t xml:space="preserve"> tester</w:t>
+              <w:t>Wynagrodzenie tester</w:t>
             </w:r>
           </w:p>
         </w:tc>
@@ -20357,7 +23363,6 @@
                 <w:b/>
                 <w:bCs/>
               </w:rPr>
-              <w:lastRenderedPageBreak/>
               <w:t>12</w:t>
             </w:r>
           </w:p>
@@ -21042,21 +24047,7 @@
                 <w:b/>
                 <w:bCs/>
               </w:rPr>
-              <w:t xml:space="preserve">Koszty </w:t>
-            </w:r>
-            <w:r>
-              <w:rPr>
-                <w:b/>
-                <w:bCs/>
-              </w:rPr>
-              <w:t>miesięczne</w:t>
-            </w:r>
-            <w:r>
-              <w:rPr>
-                <w:b/>
-                <w:bCs/>
-              </w:rPr>
-              <w:t xml:space="preserve"> II rok projektu</w:t>
+              <w:t>Koszty miesięczne II rok projektu</w:t>
             </w:r>
           </w:p>
         </w:tc>
@@ -21319,6 +24310,7 @@
                 <w:b/>
                 <w:bCs/>
               </w:rPr>
+              <w:lastRenderedPageBreak/>
               <w:t>1</w:t>
             </w:r>
           </w:p>
@@ -23366,19 +26358,7 @@
           </w:tcPr>
           <w:p>
             <w:r>
-              <w:t xml:space="preserve">Kawa, herbata, prąd, </w:t>
-            </w:r>
-            <w:r>
-              <w:t>Internet</w:t>
-            </w:r>
-            <w:r>
-              <w:t xml:space="preserve">, materiały biurowe, </w:t>
-            </w:r>
-            <w:r>
-              <w:t>tonery</w:t>
-            </w:r>
-            <w:r>
-              <w:t xml:space="preserve"> do drukarek, papier</w:t>
+              <w:t>Kawa, herbata, prąd, Internet, materiały biurowe, tonery do drukarek, papier</w:t>
             </w:r>
           </w:p>
         </w:tc>
@@ -23772,7 +26752,6 @@
                 <w:b/>
                 <w:bCs/>
               </w:rPr>
-              <w:lastRenderedPageBreak/>
               <w:t xml:space="preserve">Koszty </w:t>
             </w:r>
             <w:proofErr w:type="spellStart"/>
@@ -24857,6 +27836,7 @@
                 <w:b/>
                 <w:bCs/>
               </w:rPr>
+              <w:lastRenderedPageBreak/>
               <w:t>6</w:t>
             </w:r>
           </w:p>
@@ -26469,10 +29449,11 @@
       <w:pPr>
         <w:pStyle w:val="Nagwek2"/>
       </w:pPr>
-      <w:r>
-        <w:lastRenderedPageBreak/>
+      <w:bookmarkStart w:id="61" w:name="_Toc215605846"/>
+      <w:r>
         <w:t>Koszty jednorazowe</w:t>
       </w:r>
+      <w:bookmarkEnd w:id="61"/>
     </w:p>
     <w:p/>
     <w:tbl>
@@ -27361,6 +30342,7 @@
           </w:tcPr>
           <w:p>
             <w:r>
+              <w:lastRenderedPageBreak/>
               <w:t>5</w:t>
             </w:r>
           </w:p>
@@ -30002,11 +32984,12 @@
       <w:pPr>
         <w:pStyle w:val="Nagwek2"/>
       </w:pPr>
+      <w:bookmarkStart w:id="62" w:name="_Toc215605847"/>
       <w:proofErr w:type="spellStart"/>
       <w:r>
-        <w:lastRenderedPageBreak/>
         <w:t>Cashflow</w:t>
       </w:r>
+      <w:bookmarkEnd w:id="62"/>
       <w:proofErr w:type="spellEnd"/>
     </w:p>
     <w:p/>
@@ -30520,6 +33503,7 @@
           </w:tcPr>
           <w:p>
             <w:r>
+              <w:lastRenderedPageBreak/>
               <w:t>2</w:t>
             </w:r>
           </w:p>
@@ -34845,7 +37829,6 @@
           </w:tcPr>
           <w:p>
             <w:r>
-              <w:lastRenderedPageBreak/>
               <w:t>27</w:t>
             </w:r>
           </w:p>
@@ -36230,6 +39213,7 @@
           </w:tcPr>
           <w:p>
             <w:r>
+              <w:lastRenderedPageBreak/>
               <w:t>35</w:t>
             </w:r>
           </w:p>
@@ -36843,6 +39827,255 @@
       </w:r>
       <w:proofErr w:type="spellEnd"/>
     </w:p>
+    <w:p>
+      <w:pPr>
+        <w:pStyle w:val="Nagwek2"/>
+      </w:pPr>
+    </w:p>
+    <w:p>
+      <w:pPr>
+        <w:pStyle w:val="Nagwek2"/>
+      </w:pPr>
+      <w:r>
+        <w:t>Analiza finansowa projektu</w:t>
+      </w:r>
+    </w:p>
+    <w:p/>
+    <w:p>
+      <w:pPr>
+        <w:pStyle w:val="Nagwek3"/>
+      </w:pPr>
+      <w:r>
+        <w:t xml:space="preserve">Rok 1: </w:t>
+      </w:r>
+    </w:p>
+    <w:p>
+      <w:pPr>
+        <w:jc w:val="both"/>
+        <w:rPr>
+          <w:sz w:val="22"/>
+          <w:szCs w:val="22"/>
+        </w:rPr>
+      </w:pPr>
+      <w:r>
+        <w:rPr>
+          <w:sz w:val="22"/>
+          <w:szCs w:val="22"/>
+        </w:rPr>
+        <w:t xml:space="preserve">Na start wydajemy jednorazowo </w:t>
+      </w:r>
+      <w:r>
+        <w:rPr>
+          <w:b/>
+          <w:bCs/>
+          <w:sz w:val="22"/>
+          <w:szCs w:val="22"/>
+        </w:rPr>
+        <w:t>153 400 zł</w:t>
+      </w:r>
+      <w:r>
+        <w:rPr>
+          <w:sz w:val="22"/>
+          <w:szCs w:val="22"/>
+        </w:rPr>
+        <w:t xml:space="preserve"> (głównie komputery i prawnicy), a miesięczne utrzymanie firmy kosztuje nas </w:t>
+      </w:r>
+      <w:r>
+        <w:rPr>
+          <w:b/>
+          <w:bCs/>
+          <w:sz w:val="22"/>
+          <w:szCs w:val="22"/>
+        </w:rPr>
+        <w:t>234 500 zł.</w:t>
+      </w:r>
+      <w:r>
+        <w:rPr>
+          <w:sz w:val="22"/>
+          <w:szCs w:val="22"/>
+        </w:rPr>
+        <w:t xml:space="preserve"> </w:t>
+      </w:r>
+      <w:r>
+        <w:rPr>
+          <w:sz w:val="22"/>
+          <w:szCs w:val="22"/>
+        </w:rPr>
+        <w:t xml:space="preserve">Rok </w:t>
+      </w:r>
+      <w:r>
+        <w:rPr>
+          <w:sz w:val="22"/>
+          <w:szCs w:val="22"/>
+        </w:rPr>
+        <w:t>kończy się sukcesem – w 10. miesiącu osiągamy próg rentowności, czyli bieżące przychody w końcu pokrywają te miesięczne wydatki.</w:t>
+      </w:r>
+    </w:p>
+    <w:p>
+      <w:pPr>
+        <w:jc w:val="both"/>
+        <w:rPr>
+          <w:sz w:val="22"/>
+          <w:szCs w:val="22"/>
+        </w:rPr>
+      </w:pPr>
+    </w:p>
+    <w:p>
+      <w:pPr>
+        <w:pStyle w:val="Nagwek3"/>
+      </w:pPr>
+      <w:r>
+        <w:t xml:space="preserve">Rok 2: </w:t>
+      </w:r>
+    </w:p>
+    <w:p>
+      <w:pPr>
+        <w:jc w:val="both"/>
+        <w:rPr>
+          <w:sz w:val="22"/>
+          <w:szCs w:val="22"/>
+        </w:rPr>
+      </w:pPr>
+      <w:r>
+        <w:rPr>
+          <w:sz w:val="22"/>
+          <w:szCs w:val="22"/>
+        </w:rPr>
+        <w:t xml:space="preserve">Koszty miesięczne rosną </w:t>
+      </w:r>
+      <w:r>
+        <w:rPr>
+          <w:b/>
+          <w:bCs/>
+          <w:sz w:val="22"/>
+          <w:szCs w:val="22"/>
+        </w:rPr>
+        <w:t>do 300 500 zł</w:t>
+      </w:r>
+      <w:r>
+        <w:rPr>
+          <w:sz w:val="22"/>
+          <w:szCs w:val="22"/>
+        </w:rPr>
+        <w:t xml:space="preserve">, głównie przez podwojenie budżetu na marketing. </w:t>
+      </w:r>
+      <w:r>
+        <w:rPr>
+          <w:sz w:val="22"/>
+          <w:szCs w:val="22"/>
+        </w:rPr>
+        <w:t xml:space="preserve">Rok można zaliczyć do sukcesu, </w:t>
+      </w:r>
+      <w:r>
+        <w:rPr>
+          <w:sz w:val="22"/>
+          <w:szCs w:val="22"/>
+        </w:rPr>
+        <w:t>ponieważ w 19. miesiącu następuje pełny zwrot kapitału – odrobiliśmy wszystkie początkowe straty i zaczynamy zarabiać na czysto.</w:t>
+      </w:r>
+    </w:p>
+    <w:p>
+      <w:pPr>
+        <w:rPr>
+          <w:b/>
+          <w:bCs/>
+        </w:rPr>
+      </w:pPr>
+      <w:r>
+        <w:rPr>
+          <w:rStyle w:val="Nagwek3Znak"/>
+        </w:rPr>
+        <w:t>Rok 3:</w:t>
+      </w:r>
+      <w:r>
+        <w:rPr>
+          <w:b/>
+          <w:bCs/>
+        </w:rPr>
+        <w:t xml:space="preserve"> </w:t>
+      </w:r>
+    </w:p>
+    <w:p>
+      <w:pPr>
+        <w:jc w:val="both"/>
+        <w:rPr>
+          <w:sz w:val="22"/>
+          <w:szCs w:val="22"/>
+        </w:rPr>
+      </w:pPr>
+      <w:r>
+        <w:rPr>
+          <w:sz w:val="22"/>
+          <w:szCs w:val="22"/>
+        </w:rPr>
+        <w:t xml:space="preserve">Firma wchodzi w fazę masowego skalowania. Miesięczne koszty skaczą drastycznie do ponad </w:t>
+      </w:r>
+      <w:r>
+        <w:rPr>
+          <w:b/>
+          <w:bCs/>
+          <w:sz w:val="22"/>
+          <w:szCs w:val="22"/>
+        </w:rPr>
+        <w:t>1 mln zł</w:t>
+      </w:r>
+      <w:r>
+        <w:rPr>
+          <w:sz w:val="22"/>
+          <w:szCs w:val="22"/>
+        </w:rPr>
+        <w:t xml:space="preserve"> (w tym </w:t>
+      </w:r>
+      <w:r>
+        <w:rPr>
+          <w:b/>
+          <w:bCs/>
+          <w:sz w:val="22"/>
+          <w:szCs w:val="22"/>
+        </w:rPr>
+        <w:t>aż 500 tys. zł</w:t>
+      </w:r>
+      <w:r>
+        <w:rPr>
+          <w:sz w:val="22"/>
+          <w:szCs w:val="22"/>
+        </w:rPr>
+        <w:t xml:space="preserve"> na reklamę </w:t>
+      </w:r>
+      <w:r>
+        <w:rPr>
+          <w:b/>
+          <w:bCs/>
+          <w:sz w:val="22"/>
+          <w:szCs w:val="22"/>
+        </w:rPr>
+        <w:t>i 240 tys.</w:t>
+      </w:r>
+      <w:r>
+        <w:rPr>
+          <w:sz w:val="22"/>
+          <w:szCs w:val="22"/>
+        </w:rPr>
+        <w:t xml:space="preserve"> zł na serwery), a jednorazowo dokupujemy sprzęt za </w:t>
+      </w:r>
+      <w:r>
+        <w:rPr>
+          <w:b/>
+          <w:bCs/>
+          <w:sz w:val="22"/>
+          <w:szCs w:val="22"/>
+        </w:rPr>
+        <w:t>66 tys. zł</w:t>
+      </w:r>
+      <w:r>
+        <w:rPr>
+          <w:sz w:val="22"/>
+          <w:szCs w:val="22"/>
+        </w:rPr>
+        <w:t xml:space="preserve"> dla powiększonego zespołu. To etap walki o dominację na rynku.</w:t>
+      </w:r>
+    </w:p>
+    <w:p/>
     <w:sectPr>
       <w:footerReference w:type="default" r:id="rId11"/>
       <w:pgSz w:w="11906" w:h="16838"/>
